--- a/resources/templates/Sterling_CAR_Template.docx
+++ b/resources/templates/Sterling_CAR_Template.docx
@@ -13,6 +13,18 @@
           <w:lang w:val="en-US"/>
         </w:rPr>
       </w:pPr>
+    </w:p>
+    <w:p>
+      <w:pPr>
+        <w:spacing w:line="360" w:lineRule="auto"/>
+        <w:jc w:val="both"/>
+        <w:rPr>
+          <w:rFonts w:hint="default" w:ascii="Arial" w:hAnsi="Arial" w:cs="Arial"/>
+          <w:sz w:val="24"/>
+          <w:szCs w:val="24"/>
+          <w:lang w:val="en-US"/>
+        </w:rPr>
+      </w:pPr>
       <w:r>
         <w:rPr>
           <w:rFonts w:hint="default" w:ascii="Arial" w:hAnsi="Arial" w:cs="Arial"/>
@@ -288,6 +300,7 @@
         </w:rPr>
         <w:tab/>
       </w:r>
+      <w:bookmarkStart w:id="0" w:name="_GoBack"/>
       <w:r>
         <w:rPr>
           <w:rFonts w:hint="default" w:ascii="Arial" w:hAnsi="Arial" w:cs="Arial" w:eastAsiaTheme="minorEastAsia"/>
@@ -303,6 +316,8 @@
       <w:r>
         <w:rPr>
           <w:rFonts w:hint="default" w:ascii="Arial" w:hAnsi="Arial" w:cs="Arial"/>
+          <w:b/>
+          <w:bCs/>
           <w:sz w:val="24"/>
           <w:szCs w:val="24"/>
           <w:u w:val="dash"/>
@@ -310,6 +325,7 @@
         </w:rPr>
         <w:t>[[CAR]]</w:t>
       </w:r>
+      <w:bookmarkEnd w:id="0"/>
     </w:p>
     <w:p>
       <w:pPr>
@@ -382,27 +398,38 @@
           <w:szCs w:val="24"/>
           <w:lang w:val="en-US"/>
         </w:rPr>
-        <w:t>This is to confirm the validity and authenticity of CAR stated above issued by our company STERLING INSURANCE COMPANY, INC - [[Branch]] in the amount of PESOS [[</w:t>
-      </w:r>
-      <w:r>
-        <w:rPr>
-          <w:rFonts w:hint="default" w:ascii="Arial" w:hAnsi="Arial" w:cs="Arial"/>
-          <w:b/>
-          <w:bCs/>
-          <w:sz w:val="24"/>
-          <w:szCs w:val="24"/>
-          <w:lang w:val="en-US"/>
-        </w:rPr>
-        <w:t>Amount in words</w:t>
-      </w:r>
-      <w:r>
-        <w:rPr>
-          <w:rFonts w:hint="default" w:ascii="Arial" w:hAnsi="Arial" w:cs="Arial"/>
-          <w:sz w:val="24"/>
-          <w:szCs w:val="24"/>
-          <w:lang w:val="en-US"/>
-        </w:rPr>
-        <w:t xml:space="preserve">]] </w:t>
+        <w:t xml:space="preserve">This is to confirm the validity and authenticity of CAR stated above issued by our company STERLING INSURANCE COMPANY, INC - [[Branch]] in the amount of PESOS </w:t>
+      </w:r>
+      <w:r>
+        <w:rPr>
+          <w:rFonts w:hint="default" w:ascii="Arial" w:hAnsi="Arial" w:cs="Arial"/>
+          <w:b/>
+          <w:bCs/>
+          <w:sz w:val="24"/>
+          <w:szCs w:val="24"/>
+          <w:lang w:val="en-US"/>
+        </w:rPr>
+        <w:t>[[</w:t>
+      </w:r>
+      <w:r>
+        <w:rPr>
+          <w:rFonts w:hint="default" w:ascii="Arial" w:hAnsi="Arial" w:cs="Arial"/>
+          <w:b/>
+          <w:bCs/>
+          <w:sz w:val="24"/>
+          <w:szCs w:val="24"/>
+          <w:lang w:val="en-US"/>
+        </w:rPr>
+        <w:t>Amount in words]]</w:t>
+      </w:r>
+      <w:r>
+        <w:rPr>
+          <w:rFonts w:hint="default" w:ascii="Arial" w:hAnsi="Arial" w:cs="Arial"/>
+          <w:sz w:val="24"/>
+          <w:szCs w:val="24"/>
+          <w:lang w:val="en-US"/>
+        </w:rPr>
+        <w:t xml:space="preserve"> </w:t>
       </w:r>
       <w:r>
         <w:rPr>
@@ -418,6 +445,8 @@
       <w:r>
         <w:rPr>
           <w:rFonts w:hint="default" w:ascii="Arial" w:hAnsi="Arial" w:cs="Arial"/>
+          <w:b/>
+          <w:bCs/>
           <w:sz w:val="24"/>
           <w:szCs w:val="24"/>
           <w:lang w:val="en-US"/>
@@ -433,16 +462,7 @@
           <w:szCs w:val="24"/>
           <w:lang w:val="en-US"/>
         </w:rPr>
-        <w:t>Amount</w:t>
-      </w:r>
-      <w:r>
-        <w:rPr>
-          <w:rFonts w:hint="default" w:ascii="Arial" w:hAnsi="Arial" w:cs="Arial"/>
-          <w:sz w:val="24"/>
-          <w:szCs w:val="24"/>
-          <w:lang w:val="en-US"/>
-        </w:rPr>
-        <w:t>]]</w:t>
+        <w:t>Amount]]</w:t>
       </w:r>
       <w:r>
         <w:rPr>
@@ -484,29 +504,40 @@
           <w:szCs w:val="24"/>
           <w:lang w:val="en-US"/>
         </w:rPr>
-        <w:t>in favor of [[Obligee]] in connection for the contract for project name: [[Project name]] and the validity Notice to Proceed is granted from [[Date issued]] to [[Expiry date]] for the account of [[</w:t>
-      </w:r>
-      <w:r>
-        <w:rPr>
-          <w:rFonts w:hint="default" w:ascii="Arial" w:hAnsi="Arial" w:cs="Arial"/>
-          <w:b/>
-          <w:bCs/>
-          <w:sz w:val="24"/>
-          <w:szCs w:val="24"/>
-          <w:lang w:val="en-US"/>
-        </w:rPr>
-        <w:t>Principal</w:t>
-      </w:r>
-      <w:r>
-        <w:rPr>
-          <w:rFonts w:hint="default" w:ascii="Arial" w:hAnsi="Arial" w:cs="Arial"/>
-          <w:b w:val="0"/>
-          <w:bCs w:val="0"/>
-          <w:sz w:val="24"/>
-          <w:szCs w:val="24"/>
-          <w:lang w:val="en-US"/>
-        </w:rPr>
-        <w:t>]]. It is further certified that [[Authorized Representative]], is duly authorized personnel/representative to sign in behalf of Sterling Insurance Company, Inc.</w:t>
+        <w:t xml:space="preserve">in favor of [[Obligee]] in connection for the contract for project name: [[Project name]] and the validity Notice to Proceed is granted from [[Date issued]] to [[Expiry date]] for the account of </w:t>
+      </w:r>
+      <w:r>
+        <w:rPr>
+          <w:rFonts w:hint="default" w:ascii="Arial" w:hAnsi="Arial" w:cs="Arial"/>
+          <w:b/>
+          <w:bCs/>
+          <w:sz w:val="24"/>
+          <w:szCs w:val="24"/>
+          <w:lang w:val="en-US"/>
+        </w:rPr>
+        <w:t>[[</w:t>
+      </w:r>
+      <w:r>
+        <w:rPr>
+          <w:rFonts w:hint="default" w:ascii="Arial" w:hAnsi="Arial" w:cs="Arial"/>
+          <w:b/>
+          <w:bCs/>
+          <w:sz w:val="24"/>
+          <w:szCs w:val="24"/>
+          <w:lang w:val="en-US"/>
+        </w:rPr>
+        <w:t>Principal]]</w:t>
+      </w:r>
+      <w:r>
+        <w:rPr>
+          <w:rFonts w:hint="default" w:ascii="Arial" w:hAnsi="Arial" w:cs="Arial"/>
+          <w:b w:val="0"/>
+          <w:bCs w:val="0"/>
+          <w:sz w:val="24"/>
+          <w:szCs w:val="24"/>
+          <w:lang w:val="en-US"/>
+        </w:rPr>
+        <w:t>. It is further certified that [[Authorized Representative]], is duly authorized personnel/representative to sign in behalf of Sterling Insurance Company, Inc.</w:t>
       </w:r>
     </w:p>
     <w:p>
@@ -639,8 +670,8 @@
       <w:r>
         <w:rPr>
           <w:rFonts w:hint="default" w:ascii="Arial" w:hAnsi="Arial" w:cs="Arial"/>
-          <w:b w:val="0"/>
-          <w:bCs w:val="0"/>
+          <w:b/>
+          <w:bCs/>
           <w:sz w:val="24"/>
           <w:szCs w:val="24"/>
           <w:lang w:val="en-US"/>
@@ -656,18 +687,7 @@
           <w:szCs w:val="24"/>
           <w:lang w:val="en-US"/>
         </w:rPr>
-        <w:t>Signatory</w:t>
-      </w:r>
-      <w:r>
-        <w:rPr>
-          <w:rFonts w:hint="default" w:ascii="Arial" w:hAnsi="Arial" w:cs="Arial"/>
-          <w:b w:val="0"/>
-          <w:bCs w:val="0"/>
-          <w:sz w:val="24"/>
-          <w:szCs w:val="24"/>
-          <w:lang w:val="en-US"/>
-        </w:rPr>
-        <w:t>]]</w:t>
+        <w:t>Signatory]]</w:t>
       </w:r>
     </w:p>
     <w:p>
@@ -714,10 +734,8 @@
           <w:szCs w:val="24"/>
           <w:lang w:val="en-US"/>
         </w:rPr>
-        <w:t>SUBSRIBED AND SWORN to me before me this [[Date]] at [[Branch city]], affiant exhibited to me his/her Taxpayer’s Identification No. [[Tin]]</w:t>
-      </w:r>
-      <w:bookmarkStart w:id="0" w:name="_GoBack"/>
-      <w:bookmarkEnd w:id="0"/>
+        <w:t>SUBSRIBED AND SWORN to me before me this [[Date in words]] at [[Branch city]], affiant exhibited to me his/her Taxpayer’s Identification No. [[Tin]]</w:t>
+      </w:r>
     </w:p>
     <w:p>
       <w:pPr>
@@ -917,7 +935,7 @@
       </w:pPr>
     </w:p>
     <w:sectPr>
-      <w:pgSz w:w="11906" w:h="16838"/>
+      <w:pgSz w:w="12240" w:h="20160"/>
       <w:pgMar w:top="1800" w:right="1800" w:bottom="1440" w:left="1440" w:header="720" w:footer="720" w:gutter="0"/>
       <w:cols w:space="720" w:num="1"/>
       <w:docGrid w:linePitch="360" w:charSpace="0"/>

--- a/resources/templates/Sterling_CAR_Template.docx
+++ b/resources/templates/Sterling_CAR_Template.docx
@@ -13,6 +13,248 @@
           <w:lang w:val="en-US"/>
         </w:rPr>
       </w:pPr>
+      <w:bookmarkStart w:id="0" w:name="_GoBack"/>
+      <w:bookmarkEnd w:id="0"/>
+      <w:r>
+        <w:rPr>
+          <w:sz w:val="24"/>
+        </w:rPr>
+        <mc:AlternateContent>
+          <mc:Choice Requires="wps">
+            <w:drawing>
+              <wp:anchor distT="0" distB="0" distL="114300" distR="114300" simplePos="0" relativeHeight="251660288" behindDoc="0" locked="0" layoutInCell="1" allowOverlap="1">
+                <wp:simplePos x="0" y="0"/>
+                <wp:positionH relativeFrom="column">
+                  <wp:posOffset>-773430</wp:posOffset>
+                </wp:positionH>
+                <wp:positionV relativeFrom="paragraph">
+                  <wp:posOffset>11267440</wp:posOffset>
+                </wp:positionV>
+                <wp:extent cx="1808480" cy="259715"/>
+                <wp:effectExtent l="0" t="0" r="1270" b="6985"/>
+                <wp:wrapNone/>
+                <wp:docPr id="1" name="Text Box 1"/>
+                <wp:cNvGraphicFramePr/>
+                <a:graphic xmlns:a="http://schemas.openxmlformats.org/drawingml/2006/main">
+                  <a:graphicData uri="http://schemas.microsoft.com/office/word/2010/wordprocessingShape">
+                    <wps:wsp>
+                      <wps:cNvSpPr txBox="1"/>
+                      <wps:spPr>
+                        <a:xfrm>
+                          <a:off x="0" y="0"/>
+                          <a:ext cx="1808480" cy="259715"/>
+                        </a:xfrm>
+                        <a:prstGeom prst="rect">
+                          <a:avLst/>
+                        </a:prstGeom>
+                        <a:solidFill>
+                          <a:schemeClr val="lt1"/>
+                        </a:solidFill>
+                        <a:ln w="6350">
+                          <a:noFill/>
+                        </a:ln>
+                      </wps:spPr>
+                      <wps:style>
+                        <a:lnRef idx="0">
+                          <a:schemeClr val="accent1"/>
+                        </a:lnRef>
+                        <a:fillRef idx="0">
+                          <a:schemeClr val="accent1"/>
+                        </a:fillRef>
+                        <a:effectRef idx="0">
+                          <a:schemeClr val="accent1"/>
+                        </a:effectRef>
+                        <a:fontRef idx="minor">
+                          <a:schemeClr val="dk1"/>
+                        </a:fontRef>
+                      </wps:style>
+                      <wps:txbx>
+                        <w:txbxContent>
+                          <w:p>
+                            <w:pPr>
+                              <w:rPr>
+                                <w:rFonts w:hint="default" w:ascii="Arial" w:hAnsi="Arial" w:cs="Arial"/>
+                                <w:sz w:val="24"/>
+                                <w:szCs w:val="24"/>
+                                <w:lang w:val="en-US"/>
+                              </w:rPr>
+                            </w:pPr>
+                            <w:r>
+                              <w:rPr>
+                                <w:rFonts w:hint="default" w:ascii="Arial" w:hAnsi="Arial" w:cs="Arial"/>
+                                <w:sz w:val="24"/>
+                                <w:szCs w:val="24"/>
+                                <w:lang w:val="en-US"/>
+                              </w:rPr>
+                              <w:t>[[Confirmation Number]]</w:t>
+                            </w:r>
+                          </w:p>
+                        </w:txbxContent>
+                      </wps:txbx>
+                      <wps:bodyPr rot="0" spcFirstLastPara="0" vertOverflow="overflow" horzOverflow="overflow" vert="horz" wrap="square" lIns="91440" tIns="45720" rIns="91440" bIns="45720" numCol="1" spcCol="0" rtlCol="0" fromWordArt="0" anchor="t" anchorCtr="0" forceAA="0" compatLnSpc="1">
+                        <a:noAutofit/>
+                      </wps:bodyPr>
+                    </wps:wsp>
+                  </a:graphicData>
+                </a:graphic>
+              </wp:anchor>
+            </w:drawing>
+          </mc:Choice>
+          <mc:Fallback>
+            <w:pict>
+              <v:shape id="_x0000_s1026" o:spid="_x0000_s1026" o:spt="202" type="#_x0000_t202" style="position:absolute;left:0pt;margin-left:-60.9pt;margin-top:887.2pt;height:20.45pt;width:142.4pt;z-index:251660288;mso-width-relative:page;mso-height-relative:page;" fillcolor="#FFFFFF [3201]" filled="t" stroked="f" coordsize="21600,21600" o:gfxdata="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">
+                <v:fill on="t" focussize="0,0"/>
+                <v:stroke on="f" weight="0.5pt"/>
+                <v:imagedata o:title=""/>
+                <o:lock v:ext="edit" aspectratio="f"/>
+                <v:textbox>
+                  <w:txbxContent>
+                    <w:p>
+                      <w:pPr>
+                        <w:rPr>
+                          <w:rFonts w:hint="default" w:ascii="Arial" w:hAnsi="Arial" w:cs="Arial"/>
+                          <w:sz w:val="24"/>
+                          <w:szCs w:val="24"/>
+                          <w:lang w:val="en-US"/>
+                        </w:rPr>
+                      </w:pPr>
+                      <w:r>
+                        <w:rPr>
+                          <w:rFonts w:hint="default" w:ascii="Arial" w:hAnsi="Arial" w:cs="Arial"/>
+                          <w:sz w:val="24"/>
+                          <w:szCs w:val="24"/>
+                          <w:lang w:val="en-US"/>
+                        </w:rPr>
+                        <w:t>[[Confirmation Number]]</w:t>
+                      </w:r>
+                    </w:p>
+                  </w:txbxContent>
+                </v:textbox>
+              </v:shape>
+            </w:pict>
+          </mc:Fallback>
+        </mc:AlternateContent>
+      </w:r>
+      <w:r>
+        <w:rPr>
+          <w:sz w:val="24"/>
+        </w:rPr>
+        <mc:AlternateContent>
+          <mc:Choice Requires="wps">
+            <w:drawing>
+              <wp:anchor distT="0" distB="0" distL="114300" distR="114300" simplePos="0" relativeHeight="251659264" behindDoc="0" locked="0" layoutInCell="1" allowOverlap="1">
+                <wp:simplePos x="0" y="0"/>
+                <wp:positionH relativeFrom="column">
+                  <wp:posOffset>-473710</wp:posOffset>
+                </wp:positionH>
+                <wp:positionV relativeFrom="paragraph">
+                  <wp:posOffset>10777855</wp:posOffset>
+                </wp:positionV>
+                <wp:extent cx="596900" cy="259715"/>
+                <wp:effectExtent l="0" t="0" r="12700" b="6985"/>
+                <wp:wrapNone/>
+                <wp:docPr id="3" name="Text Box 3"/>
+                <wp:cNvGraphicFramePr/>
+                <a:graphic xmlns:a="http://schemas.openxmlformats.org/drawingml/2006/main">
+                  <a:graphicData uri="http://schemas.microsoft.com/office/word/2010/wordprocessingShape">
+                    <wps:wsp>
+                      <wps:cNvSpPr txBox="1"/>
+                      <wps:spPr>
+                        <a:xfrm>
+                          <a:off x="0" y="0"/>
+                          <a:ext cx="596900" cy="259715"/>
+                        </a:xfrm>
+                        <a:prstGeom prst="rect">
+                          <a:avLst/>
+                        </a:prstGeom>
+                        <a:solidFill>
+                          <a:schemeClr val="lt1"/>
+                        </a:solidFill>
+                        <a:ln w="6350">
+                          <a:noFill/>
+                        </a:ln>
+                      </wps:spPr>
+                      <wps:style>
+                        <a:lnRef idx="0">
+                          <a:schemeClr val="accent1"/>
+                        </a:lnRef>
+                        <a:fillRef idx="0">
+                          <a:schemeClr val="accent1"/>
+                        </a:fillRef>
+                        <a:effectRef idx="0">
+                          <a:schemeClr val="accent1"/>
+                        </a:effectRef>
+                        <a:fontRef idx="minor">
+                          <a:schemeClr val="dk1"/>
+                        </a:fontRef>
+                      </wps:style>
+                      <wps:txbx>
+                        <w:txbxContent>
+                          <w:p>
+                            <w:pPr>
+                              <w:rPr>
+                                <w:rFonts w:hint="default" w:ascii="Arial" w:hAnsi="Arial" w:cs="Arial"/>
+                                <w:sz w:val="24"/>
+                                <w:szCs w:val="24"/>
+                                <w:lang w:val="en-US"/>
+                              </w:rPr>
+                            </w:pPr>
+                            <w:r>
+                              <w:rPr>
+                                <w:rFonts w:hint="default" w:ascii="Arial" w:hAnsi="Arial" w:cs="Arial"/>
+                                <w:sz w:val="24"/>
+                                <w:szCs w:val="24"/>
+                                <w:lang w:val="en-US"/>
+                              </w:rPr>
+                              <w:t>[[QR]]</w:t>
+                            </w:r>
+                          </w:p>
+                        </w:txbxContent>
+                      </wps:txbx>
+                      <wps:bodyPr rot="0" spcFirstLastPara="0" vertOverflow="overflow" horzOverflow="overflow" vert="horz" wrap="square" lIns="91440" tIns="45720" rIns="91440" bIns="45720" numCol="1" spcCol="0" rtlCol="0" fromWordArt="0" anchor="t" anchorCtr="0" forceAA="0" compatLnSpc="1">
+                        <a:noAutofit/>
+                      </wps:bodyPr>
+                    </wps:wsp>
+                  </a:graphicData>
+                </a:graphic>
+              </wp:anchor>
+            </w:drawing>
+          </mc:Choice>
+          <mc:Fallback>
+            <w:pict>
+              <v:shape id="_x0000_s1026" o:spid="_x0000_s1026" o:spt="202" type="#_x0000_t202" style="position:absolute;left:0pt;margin-left:-37.3pt;margin-top:848.65pt;height:20.45pt;width:47pt;z-index:251659264;mso-width-relative:page;mso-height-relative:page;" fillcolor="#FFFFFF [3201]" filled="t" stroked="f" coordsize="21600,21600" o:gfxdata="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">
+                <v:fill on="t" focussize="0,0"/>
+                <v:stroke on="f" weight="0.5pt"/>
+                <v:imagedata o:title=""/>
+                <o:lock v:ext="edit" aspectratio="f"/>
+                <v:textbox>
+                  <w:txbxContent>
+                    <w:p>
+                      <w:pPr>
+                        <w:rPr>
+                          <w:rFonts w:hint="default" w:ascii="Arial" w:hAnsi="Arial" w:cs="Arial"/>
+                          <w:sz w:val="24"/>
+                          <w:szCs w:val="24"/>
+                          <w:lang w:val="en-US"/>
+                        </w:rPr>
+                      </w:pPr>
+                      <w:r>
+                        <w:rPr>
+                          <w:rFonts w:hint="default" w:ascii="Arial" w:hAnsi="Arial" w:cs="Arial"/>
+                          <w:sz w:val="24"/>
+                          <w:szCs w:val="24"/>
+                          <w:lang w:val="en-US"/>
+                        </w:rPr>
+                        <w:t>[[QR]]</w:t>
+                      </w:r>
+                    </w:p>
+                  </w:txbxContent>
+                </v:textbox>
+              </v:shape>
+            </w:pict>
+          </mc:Fallback>
+        </mc:AlternateContent>
+      </w:r>
     </w:p>
     <w:p>
       <w:pPr>
@@ -300,7 +542,6 @@
         </w:rPr>
         <w:tab/>
       </w:r>
-      <w:bookmarkStart w:id="0" w:name="_GoBack"/>
       <w:r>
         <w:rPr>
           <w:rFonts w:hint="default" w:ascii="Arial" w:hAnsi="Arial" w:cs="Arial" w:eastAsiaTheme="minorEastAsia"/>
@@ -325,7 +566,6 @@
         </w:rPr>
         <w:t>[[CAR]]</w:t>
       </w:r>
-      <w:bookmarkEnd w:id="0"/>
     </w:p>
     <w:p>
       <w:pPr>
@@ -409,7 +649,16 @@
           <w:szCs w:val="24"/>
           <w:lang w:val="en-US"/>
         </w:rPr>
-        <w:t>[[</w:t>
+        <w:t>[[Amount in words]]</w:t>
+      </w:r>
+      <w:r>
+        <w:rPr>
+          <w:rFonts w:hint="default" w:ascii="Arial" w:hAnsi="Arial" w:cs="Arial"/>
+          <w:sz w:val="24"/>
+          <w:szCs w:val="24"/>
+          <w:lang w:val="en-US"/>
+        </w:rPr>
+        <w:t xml:space="preserve"> </w:t>
       </w:r>
       <w:r>
         <w:rPr>
@@ -420,16 +669,16 @@
           <w:szCs w:val="24"/>
           <w:lang w:val="en-US"/>
         </w:rPr>
-        <w:t>Amount in words]]</w:t>
-      </w:r>
-      <w:r>
-        <w:rPr>
-          <w:rFonts w:hint="default" w:ascii="Arial" w:hAnsi="Arial" w:cs="Arial"/>
-          <w:sz w:val="24"/>
-          <w:szCs w:val="24"/>
-          <w:lang w:val="en-US"/>
-        </w:rPr>
-        <w:t xml:space="preserve"> </w:t>
+        <w:t>([[Amount]])</w:t>
+      </w:r>
+      <w:r>
+        <w:rPr>
+          <w:rFonts w:hint="default" w:ascii="Arial" w:hAnsi="Arial" w:cs="Arial"/>
+          <w:sz w:val="24"/>
+          <w:szCs w:val="24"/>
+          <w:lang w:val="en-US"/>
+        </w:rPr>
+        <w:t xml:space="preserve">, </w:t>
       </w:r>
       <w:r>
         <w:rPr>
@@ -440,7 +689,18 @@
           <w:szCs w:val="24"/>
           <w:lang w:val="en-US"/>
         </w:rPr>
-        <w:t>(</w:t>
+        <w:t xml:space="preserve">PHILIPPINE CURRENCY </w:t>
+      </w:r>
+      <w:r>
+        <w:rPr>
+          <w:rFonts w:hint="default" w:ascii="Arial" w:hAnsi="Arial" w:cs="Arial"/>
+          <w:b w:val="0"/>
+          <w:bCs w:val="0"/>
+          <w:sz w:val="24"/>
+          <w:szCs w:val="24"/>
+          <w:lang w:val="en-US"/>
+        </w:rPr>
+        <w:t xml:space="preserve">in favor of [[Obligee]] in connection for the contract for project name: [[Project name]] and the validity Notice to Proceed is granted from [[Date issued]] to [[Expiry date]] for the account of </w:t>
       </w:r>
       <w:r>
         <w:rPr>
@@ -451,9 +711,88 @@
           <w:szCs w:val="24"/>
           <w:lang w:val="en-US"/>
         </w:rPr>
-        <w:t>[[</w:t>
-      </w:r>
-      <w:r>
+        <w:t>[[Principal]]</w:t>
+      </w:r>
+      <w:r>
+        <w:rPr>
+          <w:rFonts w:hint="default" w:ascii="Arial" w:hAnsi="Arial" w:cs="Arial"/>
+          <w:b w:val="0"/>
+          <w:bCs w:val="0"/>
+          <w:sz w:val="24"/>
+          <w:szCs w:val="24"/>
+          <w:lang w:val="en-US"/>
+        </w:rPr>
+        <w:t>. It is further certified that [[Authorized Representative]], is duly authorized personnel/representative to sign in behalf of Sterling Insurance Company, Inc.</w:t>
+      </w:r>
+    </w:p>
+    <w:p>
+      <w:pPr>
+        <w:spacing w:line="360" w:lineRule="auto"/>
+        <w:jc w:val="both"/>
+        <w:rPr>
+          <w:rFonts w:hint="default" w:ascii="Arial" w:hAnsi="Arial" w:cs="Arial"/>
+          <w:b w:val="0"/>
+          <w:bCs w:val="0"/>
+          <w:sz w:val="24"/>
+          <w:szCs w:val="24"/>
+          <w:lang w:val="en-US"/>
+        </w:rPr>
+      </w:pPr>
+    </w:p>
+    <w:p>
+      <w:pPr>
+        <w:spacing w:line="360" w:lineRule="auto"/>
+        <w:jc w:val="both"/>
+        <w:rPr>
+          <w:rFonts w:hint="default" w:ascii="Arial" w:hAnsi="Arial" w:cs="Arial"/>
+          <w:b w:val="0"/>
+          <w:bCs w:val="0"/>
+          <w:sz w:val="24"/>
+          <w:szCs w:val="24"/>
+          <w:lang w:val="en-US"/>
+        </w:rPr>
+      </w:pPr>
+      <w:r>
+        <w:rPr>
+          <w:rFonts w:hint="default" w:ascii="Arial" w:hAnsi="Arial" w:cs="Arial"/>
+          <w:b w:val="0"/>
+          <w:bCs w:val="0"/>
+          <w:sz w:val="24"/>
+          <w:szCs w:val="24"/>
+          <w:lang w:val="en-US"/>
+        </w:rPr>
+        <w:t>Thank you and please honor the above subject CAR policy.</w:t>
+      </w:r>
+    </w:p>
+    <w:p>
+      <w:pPr>
+        <w:spacing w:line="360" w:lineRule="auto"/>
+        <w:jc w:val="both"/>
+        <w:rPr>
+          <w:rFonts w:hint="default" w:ascii="Arial" w:hAnsi="Arial" w:cs="Arial"/>
+          <w:b w:val="0"/>
+          <w:bCs w:val="0"/>
+          <w:sz w:val="24"/>
+          <w:szCs w:val="24"/>
+          <w:lang w:val="en-US"/>
+        </w:rPr>
+      </w:pPr>
+      <w:r>
+        <w:rPr>
+          <w:rFonts w:hint="default" w:ascii="Arial" w:hAnsi="Arial" w:cs="Arial"/>
+          <w:b w:val="0"/>
+          <w:bCs w:val="0"/>
+          <w:sz w:val="24"/>
+          <w:szCs w:val="24"/>
+          <w:lang w:val="en-US"/>
+        </w:rPr>
+        <w:t>Very truly yours,</w:t>
+      </w:r>
+    </w:p>
+    <w:p>
+      <w:pPr>
+        <w:spacing w:line="240" w:lineRule="auto"/>
+        <w:jc w:val="both"/>
         <w:rPr>
           <w:rFonts w:hint="default" w:ascii="Arial" w:hAnsi="Arial" w:cs="Arial"/>
           <w:b/>
@@ -462,8 +801,7 @@
           <w:szCs w:val="24"/>
           <w:lang w:val="en-US"/>
         </w:rPr>
-        <w:t>Amount]]</w:t>
-      </w:r>
+      </w:pPr>
       <w:r>
         <w:rPr>
           <w:rFonts w:hint="default" w:ascii="Arial" w:hAnsi="Arial" w:cs="Arial"/>
@@ -473,17 +811,47 @@
           <w:szCs w:val="24"/>
           <w:lang w:val="en-US"/>
         </w:rPr>
-        <w:t>)</w:t>
-      </w:r>
-      <w:r>
-        <w:rPr>
-          <w:rFonts w:hint="default" w:ascii="Arial" w:hAnsi="Arial" w:cs="Arial"/>
-          <w:sz w:val="24"/>
-          <w:szCs w:val="24"/>
-          <w:lang w:val="en-US"/>
-        </w:rPr>
-        <w:t xml:space="preserve">, </w:t>
-      </w:r>
+        <w:t>Sterling Insurance Company, Inc.</w:t>
+      </w:r>
+    </w:p>
+    <w:p>
+      <w:pPr>
+        <w:spacing w:line="360" w:lineRule="auto"/>
+        <w:jc w:val="both"/>
+        <w:rPr>
+          <w:rFonts w:hint="default" w:ascii="Arial" w:hAnsi="Arial" w:cs="Arial"/>
+          <w:b w:val="0"/>
+          <w:bCs w:val="0"/>
+          <w:sz w:val="24"/>
+          <w:szCs w:val="24"/>
+          <w:lang w:val="en-US"/>
+        </w:rPr>
+      </w:pPr>
+      <w:r>
+        <w:rPr>
+          <w:rFonts w:hint="default" w:ascii="Arial" w:hAnsi="Arial" w:cs="Arial"/>
+          <w:b w:val="0"/>
+          <w:bCs w:val="0"/>
+          <w:sz w:val="24"/>
+          <w:szCs w:val="24"/>
+          <w:lang w:val="en-US"/>
+        </w:rPr>
+        <w:t>By:</w:t>
+      </w:r>
+    </w:p>
+    <w:p>
+      <w:pPr>
+        <w:spacing w:line="240" w:lineRule="auto"/>
+        <w:jc w:val="both"/>
+        <w:rPr>
+          <w:rFonts w:hint="default" w:ascii="Arial" w:hAnsi="Arial" w:cs="Arial"/>
+          <w:b w:val="0"/>
+          <w:bCs w:val="0"/>
+          <w:sz w:val="24"/>
+          <w:szCs w:val="24"/>
+          <w:lang w:val="en-US"/>
+        </w:rPr>
+      </w:pPr>
       <w:r>
         <w:rPr>
           <w:rFonts w:hint="default" w:ascii="Arial" w:hAnsi="Arial" w:cs="Arial"/>
@@ -493,201 +861,7 @@
           <w:szCs w:val="24"/>
           <w:lang w:val="en-US"/>
         </w:rPr>
-        <w:t xml:space="preserve">PHILIPPINE CURRENCY </w:t>
-      </w:r>
-      <w:r>
-        <w:rPr>
-          <w:rFonts w:hint="default" w:ascii="Arial" w:hAnsi="Arial" w:cs="Arial"/>
-          <w:b w:val="0"/>
-          <w:bCs w:val="0"/>
-          <w:sz w:val="24"/>
-          <w:szCs w:val="24"/>
-          <w:lang w:val="en-US"/>
-        </w:rPr>
-        <w:t xml:space="preserve">in favor of [[Obligee]] in connection for the contract for project name: [[Project name]] and the validity Notice to Proceed is granted from [[Date issued]] to [[Expiry date]] for the account of </w:t>
-      </w:r>
-      <w:r>
-        <w:rPr>
-          <w:rFonts w:hint="default" w:ascii="Arial" w:hAnsi="Arial" w:cs="Arial"/>
-          <w:b/>
-          <w:bCs/>
-          <w:sz w:val="24"/>
-          <w:szCs w:val="24"/>
-          <w:lang w:val="en-US"/>
-        </w:rPr>
-        <w:t>[[</w:t>
-      </w:r>
-      <w:r>
-        <w:rPr>
-          <w:rFonts w:hint="default" w:ascii="Arial" w:hAnsi="Arial" w:cs="Arial"/>
-          <w:b/>
-          <w:bCs/>
-          <w:sz w:val="24"/>
-          <w:szCs w:val="24"/>
-          <w:lang w:val="en-US"/>
-        </w:rPr>
-        <w:t>Principal]]</w:t>
-      </w:r>
-      <w:r>
-        <w:rPr>
-          <w:rFonts w:hint="default" w:ascii="Arial" w:hAnsi="Arial" w:cs="Arial"/>
-          <w:b w:val="0"/>
-          <w:bCs w:val="0"/>
-          <w:sz w:val="24"/>
-          <w:szCs w:val="24"/>
-          <w:lang w:val="en-US"/>
-        </w:rPr>
-        <w:t>. It is further certified that [[Authorized Representative]], is duly authorized personnel/representative to sign in behalf of Sterling Insurance Company, Inc.</w:t>
-      </w:r>
-    </w:p>
-    <w:p>
-      <w:pPr>
-        <w:spacing w:line="360" w:lineRule="auto"/>
-        <w:jc w:val="both"/>
-        <w:rPr>
-          <w:rFonts w:hint="default" w:ascii="Arial" w:hAnsi="Arial" w:cs="Arial"/>
-          <w:b w:val="0"/>
-          <w:bCs w:val="0"/>
-          <w:sz w:val="24"/>
-          <w:szCs w:val="24"/>
-          <w:lang w:val="en-US"/>
-        </w:rPr>
-      </w:pPr>
-    </w:p>
-    <w:p>
-      <w:pPr>
-        <w:spacing w:line="360" w:lineRule="auto"/>
-        <w:jc w:val="both"/>
-        <w:rPr>
-          <w:rFonts w:hint="default" w:ascii="Arial" w:hAnsi="Arial" w:cs="Arial"/>
-          <w:b w:val="0"/>
-          <w:bCs w:val="0"/>
-          <w:sz w:val="24"/>
-          <w:szCs w:val="24"/>
-          <w:lang w:val="en-US"/>
-        </w:rPr>
-      </w:pPr>
-      <w:r>
-        <w:rPr>
-          <w:rFonts w:hint="default" w:ascii="Arial" w:hAnsi="Arial" w:cs="Arial"/>
-          <w:b w:val="0"/>
-          <w:bCs w:val="0"/>
-          <w:sz w:val="24"/>
-          <w:szCs w:val="24"/>
-          <w:lang w:val="en-US"/>
-        </w:rPr>
-        <w:t>Thank you and please honor the above subject CAR policy.</w:t>
-      </w:r>
-    </w:p>
-    <w:p>
-      <w:pPr>
-        <w:spacing w:line="360" w:lineRule="auto"/>
-        <w:jc w:val="both"/>
-        <w:rPr>
-          <w:rFonts w:hint="default" w:ascii="Arial" w:hAnsi="Arial" w:cs="Arial"/>
-          <w:b w:val="0"/>
-          <w:bCs w:val="0"/>
-          <w:sz w:val="24"/>
-          <w:szCs w:val="24"/>
-          <w:lang w:val="en-US"/>
-        </w:rPr>
-      </w:pPr>
-      <w:r>
-        <w:rPr>
-          <w:rFonts w:hint="default" w:ascii="Arial" w:hAnsi="Arial" w:cs="Arial"/>
-          <w:b w:val="0"/>
-          <w:bCs w:val="0"/>
-          <w:sz w:val="24"/>
-          <w:szCs w:val="24"/>
-          <w:lang w:val="en-US"/>
-        </w:rPr>
-        <w:t>Very truly yours,</w:t>
-      </w:r>
-    </w:p>
-    <w:p>
-      <w:pPr>
-        <w:spacing w:line="240" w:lineRule="auto"/>
-        <w:jc w:val="both"/>
-        <w:rPr>
-          <w:rFonts w:hint="default" w:ascii="Arial" w:hAnsi="Arial" w:cs="Arial"/>
-          <w:b/>
-          <w:bCs/>
-          <w:sz w:val="24"/>
-          <w:szCs w:val="24"/>
-          <w:lang w:val="en-US"/>
-        </w:rPr>
-      </w:pPr>
-      <w:r>
-        <w:rPr>
-          <w:rFonts w:hint="default" w:ascii="Arial" w:hAnsi="Arial" w:cs="Arial"/>
-          <w:b/>
-          <w:bCs/>
-          <w:sz w:val="24"/>
-          <w:szCs w:val="24"/>
-          <w:lang w:val="en-US"/>
-        </w:rPr>
-        <w:t>Sterling Insurance Company, Inc.</w:t>
-      </w:r>
-    </w:p>
-    <w:p>
-      <w:pPr>
-        <w:spacing w:line="360" w:lineRule="auto"/>
-        <w:jc w:val="both"/>
-        <w:rPr>
-          <w:rFonts w:hint="default" w:ascii="Arial" w:hAnsi="Arial" w:cs="Arial"/>
-          <w:b w:val="0"/>
-          <w:bCs w:val="0"/>
-          <w:sz w:val="24"/>
-          <w:szCs w:val="24"/>
-          <w:lang w:val="en-US"/>
-        </w:rPr>
-      </w:pPr>
-      <w:r>
-        <w:rPr>
-          <w:rFonts w:hint="default" w:ascii="Arial" w:hAnsi="Arial" w:cs="Arial"/>
-          <w:b w:val="0"/>
-          <w:bCs w:val="0"/>
-          <w:sz w:val="24"/>
-          <w:szCs w:val="24"/>
-          <w:lang w:val="en-US"/>
-        </w:rPr>
-        <w:t>By:</w:t>
-      </w:r>
-    </w:p>
-    <w:p>
-      <w:pPr>
-        <w:spacing w:line="240" w:lineRule="auto"/>
-        <w:jc w:val="both"/>
-        <w:rPr>
-          <w:rFonts w:hint="default" w:ascii="Arial" w:hAnsi="Arial" w:cs="Arial"/>
-          <w:b w:val="0"/>
-          <w:bCs w:val="0"/>
-          <w:sz w:val="24"/>
-          <w:szCs w:val="24"/>
-          <w:lang w:val="en-US"/>
-        </w:rPr>
-      </w:pPr>
-      <w:r>
-        <w:rPr>
-          <w:rFonts w:hint="default" w:ascii="Arial" w:hAnsi="Arial" w:cs="Arial"/>
-          <w:b/>
-          <w:bCs/>
-          <w:sz w:val="24"/>
-          <w:szCs w:val="24"/>
-          <w:lang w:val="en-US"/>
-        </w:rPr>
-        <w:t>[[</w:t>
-      </w:r>
-      <w:r>
-        <w:rPr>
-          <w:rFonts w:hint="default" w:ascii="Arial" w:hAnsi="Arial" w:cs="Arial"/>
-          <w:b/>
-          <w:bCs/>
-          <w:sz w:val="24"/>
-          <w:szCs w:val="24"/>
-          <w:lang w:val="en-US"/>
-        </w:rPr>
-        <w:t>Signatory]]</w:t>
+        <w:t>[[Signatory]]</w:t>
       </w:r>
     </w:p>
     <w:p>
@@ -1481,4 +1655,21 @@
   </a:themeElements>
   <a:objectDefaults/>
 </a:theme>
+</file>
+
+<file path=customXml/item1.xml><?xml version="1.0" encoding="utf-8"?>
+<s:customData xmlns="http://www.wps.cn/officeDocument/2013/wpsCustomData" xmlns:s="http://www.wps.cn/officeDocument/2013/wpsCustomData">
+  <customSectProps/>
+  <customShpExts>
+    <customShpInfo spid="_x0000_s1026" textRotate="1"/>
+  </customShpExts>
+</s:customData>
+</file>
+
+<file path=customXml/itemProps1.xml><?xml version="1.0" encoding="utf-8"?>
+<ds:datastoreItem xmlns:ds="http://schemas.openxmlformats.org/officeDocument/2006/customXml" ds:itemID="{B1977F7D-205B-4081-913C-38D41E755F92}">
+  <ds:schemaRefs>
+    <ds:schemaRef ds:uri="http://www.wps.cn/officeDocument/2013/wpsCustomData"/>
+  </ds:schemaRefs>
+</ds:datastoreItem>
 </file>
--- a/resources/templates/Sterling_CAR_Template.docx
+++ b/resources/templates/Sterling_CAR_Template.docx
@@ -599,6 +599,58 @@
     </w:p>
     <w:p>
       <w:pPr>
+        <w:spacing w:line="360" w:lineRule="auto"/>
+        <w:jc w:val="both"/>
+        <w:rPr>
+          <w:rFonts w:hint="default" w:ascii="Arial" w:hAnsi="Arial" w:cs="Arial"/>
+          <w:b w:val="0"/>
+          <w:bCs w:val="0"/>
+          <w:sz w:val="24"/>
+          <w:szCs w:val="24"/>
+          <w:lang w:val="en-US"/>
+        </w:rPr>
+      </w:pPr>
+      <w:r>
+        <w:rPr>
+          <w:rFonts w:hint="default" w:ascii="Arial" w:hAnsi="Arial" w:cs="Arial"/>
+          <w:b w:val="0"/>
+          <w:bCs w:val="0"/>
+          <w:sz w:val="24"/>
+          <w:szCs w:val="24"/>
+          <w:lang w:val="en-US"/>
+        </w:rPr>
+        <w:t>[[Signature</w:t>
+      </w:r>
+      <w:bookmarkStart w:id="0" w:name="_GoBack"/>
+      <w:bookmarkEnd w:id="0"/>
+      <w:r>
+        <w:rPr>
+          <w:rFonts w:hint="default" w:ascii="Arial" w:hAnsi="Arial" w:cs="Arial"/>
+          <w:b w:val="0"/>
+          <w:bCs w:val="0"/>
+          <w:sz w:val="24"/>
+          <w:szCs w:val="24"/>
+          <w:lang w:val="en-US"/>
+        </w:rPr>
+        <w:t>]]</w:t>
+      </w:r>
+    </w:p>
+    <w:p>
+      <w:pPr>
+        <w:spacing w:line="360" w:lineRule="auto"/>
+        <w:jc w:val="both"/>
+        <w:rPr>
+          <w:rFonts w:hint="default" w:ascii="Arial" w:hAnsi="Arial" w:cs="Arial"/>
+          <w:b w:val="0"/>
+          <w:bCs w:val="0"/>
+          <w:sz w:val="24"/>
+          <w:szCs w:val="24"/>
+          <w:lang w:val="en-US"/>
+        </w:rPr>
+      </w:pPr>
+    </w:p>
+    <w:p>
+      <w:pPr>
         <w:spacing w:line="240" w:lineRule="auto"/>
         <w:jc w:val="both"/>
         <w:rPr>
@@ -865,8 +917,6 @@
           <w:lang w:val="en-US"/>
         </w:rPr>
       </w:pPr>
-      <w:bookmarkStart w:id="0" w:name="_GoBack"/>
-      <w:bookmarkEnd w:id="0"/>
       <w:r>
         <w:rPr>
           <w:sz w:val="24"/>
@@ -954,7 +1004,7 @@
           </mc:Choice>
           <mc:Fallback>
             <w:pict>
-              <v:shape id="_x0000_s1026" o:spid="_x0000_s1026" o:spt="202" type="#_x0000_t202" style="position:absolute;left:0pt;margin-left:-35.95pt;margin-top:873.15pt;height:89.3pt;width:111.15pt;mso-position-vertical-relative:page;z-index:251659264;mso-width-relative:page;mso-height-relative:page;" fillcolor="#FFFFFF [3201]" filled="t" stroked="f" coordsize="21600,21600" o:gfxdata="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">
+              <v:shape id="_x0000_s1026" o:spid="_x0000_s1026" o:spt="202" type="#_x0000_t202" style="position:absolute;left:0pt;margin-left:-35.95pt;margin-top:873.15pt;height:89.3pt;width:111.15pt;mso-position-vertical-relative:page;z-index:251659264;mso-width-relative:page;mso-height-relative:page;" fillcolor="#FFFFFF [3201]" filled="t" stroked="f" coordsize="21600,21600" o:gfxdata="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">
                 <v:fill on="t" focussize="0,0"/>
                 <v:stroke on="f" weight="0.5pt"/>
                 <v:imagedata o:title=""/>
@@ -1074,7 +1124,7 @@
           </mc:Choice>
           <mc:Fallback>
             <w:pict>
-              <v:shape id="_x0000_s1026" o:spid="_x0000_s1026" o:spt="202" type="#_x0000_t202" style="position:absolute;left:0pt;margin-left:-58.25pt;margin-top:977.95pt;height:20.45pt;width:480.3pt;mso-position-vertical-relative:page;z-index:251660288;mso-width-relative:page;mso-height-relative:page;" fillcolor="#FFFFFF [3201]" filled="t" stroked="f" coordsize="21600,21600" o:gfxdata="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">
+              <v:shape id="_x0000_s1026" o:spid="_x0000_s1026" o:spt="202" type="#_x0000_t202" style="position:absolute;left:0pt;margin-left:-58.25pt;margin-top:977.95pt;height:20.45pt;width:480.3pt;mso-position-vertical-relative:page;z-index:251660288;mso-width-relative:page;mso-height-relative:page;" fillcolor="#FFFFFF [3201]" filled="t" stroked="f" coordsize="21600,21600" o:gfxdata="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">
                 <v:fill on="t" focussize="0,0"/>
                 <v:stroke on="f" weight="0.5pt"/>
                 <v:imagedata o:title=""/>

--- a/resources/templates/Sterling_CAR_Template.docx
+++ b/resources/templates/Sterling_CAR_Template.docx
@@ -7,29 +7,29 @@
         <w:spacing w:line="360" w:lineRule="auto"/>
         <w:jc w:val="both"/>
         <w:rPr>
-          <w:rFonts w:hint="default" w:ascii="Arial" w:hAnsi="Arial" w:cs="Arial"/>
-          <w:sz w:val="24"/>
-          <w:szCs w:val="24"/>
-          <w:lang w:val="en-US"/>
-        </w:rPr>
-      </w:pPr>
-    </w:p>
-    <w:p>
-      <w:pPr>
-        <w:spacing w:line="360" w:lineRule="auto"/>
-        <w:jc w:val="both"/>
-        <w:rPr>
-          <w:rFonts w:hint="default" w:ascii="Arial" w:hAnsi="Arial" w:cs="Arial"/>
-          <w:sz w:val="24"/>
-          <w:szCs w:val="24"/>
-          <w:lang w:val="en-US"/>
-        </w:rPr>
-      </w:pPr>
-      <w:r>
-        <w:rPr>
-          <w:rFonts w:hint="default" w:ascii="Arial" w:hAnsi="Arial" w:cs="Arial"/>
-          <w:sz w:val="24"/>
-          <w:szCs w:val="24"/>
+          <w:rFonts w:hint="default" w:ascii="Calibri" w:hAnsi="Calibri" w:cs="Calibri"/>
+          <w:sz w:val="22"/>
+          <w:szCs w:val="22"/>
+          <w:lang w:val="en-US"/>
+        </w:rPr>
+      </w:pPr>
+    </w:p>
+    <w:p>
+      <w:pPr>
+        <w:spacing w:line="360" w:lineRule="auto"/>
+        <w:jc w:val="both"/>
+        <w:rPr>
+          <w:rFonts w:hint="default" w:ascii="Calibri" w:hAnsi="Calibri" w:cs="Calibri"/>
+          <w:sz w:val="22"/>
+          <w:szCs w:val="22"/>
+          <w:lang w:val="en-US"/>
+        </w:rPr>
+      </w:pPr>
+      <w:r>
+        <w:rPr>
+          <w:rFonts w:hint="default" w:ascii="Calibri" w:hAnsi="Calibri" w:cs="Calibri"/>
+          <w:sz w:val="22"/>
+          <w:szCs w:val="22"/>
           <w:lang w:val="en-US"/>
         </w:rPr>
         <w:t>[[Date]]</w:t>
@@ -40,124 +40,126 @@
         <w:spacing w:line="360" w:lineRule="auto"/>
         <w:jc w:val="both"/>
         <w:rPr>
-          <w:rFonts w:hint="default" w:ascii="Arial" w:hAnsi="Arial" w:cs="Arial"/>
-          <w:sz w:val="24"/>
-          <w:szCs w:val="24"/>
-          <w:lang w:val="en-US"/>
-        </w:rPr>
-      </w:pPr>
-    </w:p>
-    <w:p>
-      <w:pPr>
-        <w:spacing w:line="360" w:lineRule="auto"/>
-        <w:jc w:val="both"/>
-        <w:rPr>
-          <w:rFonts w:hint="default" w:ascii="Arial" w:hAnsi="Arial" w:cs="Arial"/>
-          <w:sz w:val="24"/>
-          <w:szCs w:val="24"/>
-          <w:lang w:val="en-US"/>
-        </w:rPr>
-      </w:pPr>
-      <w:r>
-        <w:rPr>
-          <w:rFonts w:hint="default" w:ascii="Arial" w:hAnsi="Arial" w:cs="Arial"/>
-          <w:sz w:val="24"/>
-          <w:szCs w:val="24"/>
+          <w:rFonts w:hint="default" w:ascii="Calibri" w:hAnsi="Calibri" w:cs="Calibri"/>
+          <w:sz w:val="22"/>
+          <w:szCs w:val="22"/>
+          <w:lang w:val="en-US"/>
+        </w:rPr>
+      </w:pPr>
+    </w:p>
+    <w:p>
+      <w:pPr>
+        <w:spacing w:line="360" w:lineRule="auto"/>
+        <w:jc w:val="both"/>
+        <w:rPr>
+          <w:rFonts w:hint="default" w:ascii="Calibri" w:hAnsi="Calibri" w:cs="Calibri"/>
+          <w:sz w:val="22"/>
+          <w:szCs w:val="22"/>
+          <w:lang w:val="en-US"/>
+        </w:rPr>
+      </w:pPr>
+      <w:r>
+        <w:rPr>
+          <w:rFonts w:hint="default" w:ascii="Calibri" w:hAnsi="Calibri" w:cs="Calibri"/>
+          <w:sz w:val="22"/>
+          <w:szCs w:val="22"/>
           <w:lang w:val="en-US"/>
         </w:rPr>
         <w:t>Republic of the Philippines</w:t>
       </w:r>
       <w:r>
         <w:rPr>
-          <w:rFonts w:hint="default" w:ascii="Arial" w:hAnsi="Arial" w:cs="Arial"/>
-          <w:sz w:val="24"/>
-          <w:szCs w:val="24"/>
+          <w:rFonts w:hint="default" w:ascii="Calibri" w:hAnsi="Calibri" w:cs="Calibri"/>
+          <w:sz w:val="22"/>
+          <w:szCs w:val="22"/>
           <w:lang w:val="en-US"/>
         </w:rPr>
         <w:br w:type="textWrapping"/>
       </w:r>
       <w:r>
         <w:rPr>
-          <w:rFonts w:hint="default" w:ascii="Arial" w:hAnsi="Arial" w:cs="Arial"/>
-          <w:sz w:val="24"/>
-          <w:szCs w:val="24"/>
+          <w:rFonts w:hint="default" w:ascii="Calibri" w:hAnsi="Calibri" w:cs="Calibri"/>
+          <w:sz w:val="22"/>
+          <w:szCs w:val="22"/>
           <w:lang w:val="en-US"/>
         </w:rPr>
         <w:t>[[</w:t>
       </w:r>
       <w:r>
         <w:rPr>
-          <w:rFonts w:hint="default" w:ascii="Arial" w:hAnsi="Arial" w:cs="Arial"/>
+          <w:rFonts w:hint="default" w:ascii="Calibri" w:hAnsi="Calibri" w:cs="Calibri"/>
           <w:b/>
           <w:bCs/>
-          <w:sz w:val="24"/>
-          <w:szCs w:val="24"/>
+          <w:sz w:val="22"/>
+          <w:szCs w:val="22"/>
           <w:lang w:val="en-US"/>
         </w:rPr>
         <w:t>Obligee</w:t>
       </w:r>
       <w:r>
         <w:rPr>
-          <w:rFonts w:hint="default" w:ascii="Arial" w:hAnsi="Arial" w:cs="Arial"/>
-          <w:sz w:val="24"/>
-          <w:szCs w:val="24"/>
+          <w:rFonts w:hint="default" w:ascii="Calibri" w:hAnsi="Calibri" w:cs="Calibri"/>
+          <w:sz w:val="22"/>
+          <w:szCs w:val="22"/>
           <w:lang w:val="en-US"/>
         </w:rPr>
         <w:t>]]</w:t>
       </w:r>
       <w:r>
         <w:rPr>
-          <w:rFonts w:hint="default" w:ascii="Arial" w:hAnsi="Arial" w:cs="Arial"/>
-          <w:sz w:val="24"/>
-          <w:szCs w:val="24"/>
+          <w:rFonts w:hint="default" w:ascii="Calibri" w:hAnsi="Calibri" w:cs="Calibri"/>
+          <w:sz w:val="22"/>
+          <w:szCs w:val="22"/>
           <w:lang w:val="en-US"/>
         </w:rPr>
         <w:br w:type="textWrapping"/>
       </w:r>
       <w:r>
         <w:rPr>
-          <w:rFonts w:hint="default" w:ascii="Arial" w:hAnsi="Arial" w:cs="Arial"/>
-          <w:sz w:val="24"/>
-          <w:szCs w:val="24"/>
+          <w:rFonts w:hint="default" w:ascii="Calibri" w:hAnsi="Calibri" w:cs="Calibri"/>
+          <w:sz w:val="22"/>
+          <w:szCs w:val="22"/>
           <w:lang w:val="en-US"/>
         </w:rPr>
         <w:t>[[Address line 1]]</w:t>
       </w:r>
       <w:r>
         <w:rPr>
-          <w:rFonts w:hint="default" w:ascii="Arial" w:hAnsi="Arial" w:cs="Arial"/>
-          <w:sz w:val="24"/>
-          <w:szCs w:val="24"/>
+          <w:rFonts w:hint="default" w:ascii="Calibri" w:hAnsi="Calibri" w:cs="Calibri"/>
+          <w:sz w:val="22"/>
+          <w:szCs w:val="22"/>
           <w:lang w:val="en-US"/>
         </w:rPr>
         <w:br w:type="textWrapping"/>
       </w:r>
       <w:r>
         <w:rPr>
-          <w:rFonts w:hint="default" w:ascii="Arial" w:hAnsi="Arial" w:cs="Arial"/>
-          <w:sz w:val="24"/>
-          <w:szCs w:val="24"/>
+          <w:rFonts w:hint="default" w:ascii="Calibri" w:hAnsi="Calibri" w:cs="Calibri"/>
+          <w:sz w:val="22"/>
+          <w:szCs w:val="22"/>
           <w:lang w:val="en-US"/>
         </w:rPr>
         <w:t>[[Address line 2]]</w:t>
       </w:r>
-    </w:p>
-    <w:p>
-      <w:pPr>
-        <w:spacing w:line="360" w:lineRule="auto"/>
-        <w:jc w:val="both"/>
-        <w:rPr>
-          <w:rFonts w:hint="default" w:ascii="Arial" w:hAnsi="Arial" w:cs="Arial"/>
-          <w:sz w:val="24"/>
-          <w:szCs w:val="24"/>
-          <w:lang w:val="en-US"/>
-        </w:rPr>
-      </w:pPr>
-      <w:r>
-        <w:rPr>
-          <w:rFonts w:hint="default" w:ascii="Arial" w:hAnsi="Arial" w:cs="Arial"/>
-          <w:sz w:val="24"/>
-          <w:szCs w:val="24"/>
+      <w:bookmarkStart w:id="0" w:name="_GoBack"/>
+      <w:bookmarkEnd w:id="0"/>
+    </w:p>
+    <w:p>
+      <w:pPr>
+        <w:spacing w:line="360" w:lineRule="auto"/>
+        <w:jc w:val="both"/>
+        <w:rPr>
+          <w:rFonts w:hint="default" w:ascii="Calibri" w:hAnsi="Calibri" w:cs="Calibri"/>
+          <w:sz w:val="22"/>
+          <w:szCs w:val="22"/>
+          <w:lang w:val="en-US"/>
+        </w:rPr>
+      </w:pPr>
+      <w:r>
+        <w:rPr>
+          <w:rFonts w:hint="default" w:ascii="Calibri" w:hAnsi="Calibri" w:cs="Calibri"/>
+          <w:sz w:val="22"/>
+          <w:szCs w:val="22"/>
           <w:lang w:val="en-US"/>
         </w:rPr>
         <w:t>[[Address line 3]]</w:t>
@@ -168,65 +170,77 @@
         <w:spacing w:line="360" w:lineRule="auto"/>
         <w:jc w:val="both"/>
         <w:rPr>
-          <w:rFonts w:hint="default" w:ascii="Arial" w:hAnsi="Arial" w:cs="Arial"/>
-          <w:sz w:val="24"/>
-          <w:szCs w:val="24"/>
-          <w:lang w:val="en-US"/>
-        </w:rPr>
-      </w:pPr>
-    </w:p>
-    <w:p>
-      <w:pPr>
-        <w:spacing w:line="360" w:lineRule="auto"/>
-        <w:jc w:val="both"/>
-        <w:rPr>
-          <w:rFonts w:hint="default" w:ascii="Arial" w:hAnsi="Arial" w:cs="Arial"/>
-          <w:sz w:val="24"/>
-          <w:szCs w:val="24"/>
-          <w:lang w:val="en-US"/>
-        </w:rPr>
-      </w:pPr>
-      <w:r>
-        <w:rPr>
-          <w:rFonts w:hint="default" w:ascii="Arial" w:hAnsi="Arial" w:cs="Arial"/>
-          <w:sz w:val="24"/>
-          <w:szCs w:val="24"/>
+          <w:rFonts w:hint="default" w:ascii="Calibri" w:hAnsi="Calibri" w:cs="Calibri"/>
+          <w:sz w:val="22"/>
+          <w:szCs w:val="22"/>
+          <w:lang w:val="en-US"/>
+        </w:rPr>
+      </w:pPr>
+    </w:p>
+    <w:p>
+      <w:pPr>
+        <w:spacing w:line="360" w:lineRule="auto"/>
+        <w:jc w:val="both"/>
+        <w:rPr>
+          <w:rFonts w:hint="default" w:ascii="Calibri" w:hAnsi="Calibri" w:cs="Calibri"/>
+          <w:sz w:val="22"/>
+          <w:szCs w:val="22"/>
+          <w:lang w:val="en-US"/>
+        </w:rPr>
+      </w:pPr>
+    </w:p>
+    <w:p>
+      <w:pPr>
+        <w:spacing w:line="360" w:lineRule="auto"/>
+        <w:jc w:val="both"/>
+        <w:rPr>
+          <w:rFonts w:hint="default" w:ascii="Calibri" w:hAnsi="Calibri" w:cs="Calibri"/>
+          <w:sz w:val="22"/>
+          <w:szCs w:val="22"/>
+          <w:lang w:val="en-US"/>
+        </w:rPr>
+      </w:pPr>
+      <w:r>
+        <w:rPr>
+          <w:rFonts w:hint="default" w:ascii="Calibri" w:hAnsi="Calibri" w:cs="Calibri"/>
+          <w:sz w:val="22"/>
+          <w:szCs w:val="22"/>
           <w:lang w:val="en-US"/>
         </w:rPr>
         <w:t>Attention</w:t>
       </w:r>
       <w:r>
         <w:rPr>
-          <w:rFonts w:hint="default" w:ascii="Arial" w:hAnsi="Arial" w:cs="Arial"/>
-          <w:sz w:val="24"/>
-          <w:szCs w:val="24"/>
+          <w:rFonts w:hint="default" w:ascii="Calibri" w:hAnsi="Calibri" w:cs="Calibri"/>
+          <w:sz w:val="22"/>
+          <w:szCs w:val="22"/>
           <w:lang w:val="en-US"/>
         </w:rPr>
         <w:tab/>
       </w:r>
       <w:r>
         <w:rPr>
-          <w:rFonts w:hint="default" w:ascii="Arial" w:hAnsi="Arial" w:cs="Arial"/>
-          <w:sz w:val="24"/>
-          <w:szCs w:val="24"/>
+          <w:rFonts w:hint="default" w:ascii="Calibri" w:hAnsi="Calibri" w:cs="Calibri"/>
+          <w:sz w:val="22"/>
+          <w:szCs w:val="22"/>
           <w:lang w:val="en-US"/>
         </w:rPr>
         <w:t xml:space="preserve">: </w:t>
       </w:r>
       <w:r>
         <w:rPr>
-          <w:rFonts w:hint="default" w:ascii="Arial" w:hAnsi="Arial" w:cs="Arial"/>
-          <w:sz w:val="24"/>
-          <w:szCs w:val="24"/>
+          <w:rFonts w:hint="default" w:ascii="Calibri" w:hAnsi="Calibri" w:cs="Calibri"/>
+          <w:sz w:val="22"/>
+          <w:szCs w:val="22"/>
           <w:lang w:val="en-US"/>
         </w:rPr>
         <w:tab/>
       </w:r>
       <w:r>
         <w:rPr>
-          <w:rFonts w:hint="default" w:ascii="Arial" w:hAnsi="Arial" w:cs="Arial"/>
-          <w:sz w:val="24"/>
-          <w:szCs w:val="24"/>
+          <w:rFonts w:hint="default" w:ascii="Calibri" w:hAnsi="Calibri" w:cs="Calibri"/>
+          <w:sz w:val="22"/>
+          <w:szCs w:val="22"/>
           <w:lang w:val="en-US"/>
         </w:rPr>
         <w:t>[[Attention]]</w:t>
@@ -237,76 +251,76 @@
         <w:spacing w:line="360" w:lineRule="auto"/>
         <w:jc w:val="both"/>
         <w:rPr>
-          <w:rFonts w:hint="default" w:ascii="Arial" w:hAnsi="Arial" w:cs="Arial"/>
-          <w:sz w:val="24"/>
-          <w:szCs w:val="24"/>
-          <w:lang w:val="en-US"/>
-        </w:rPr>
-      </w:pPr>
-    </w:p>
-    <w:p>
-      <w:pPr>
-        <w:spacing w:line="360" w:lineRule="auto"/>
-        <w:jc w:val="both"/>
-        <w:rPr>
-          <w:rFonts w:hint="default" w:ascii="Arial" w:hAnsi="Arial" w:cs="Arial"/>
-          <w:sz w:val="24"/>
-          <w:szCs w:val="24"/>
-          <w:lang w:val="en-US"/>
-        </w:rPr>
-      </w:pPr>
-      <w:r>
-        <w:rPr>
-          <w:rFonts w:hint="default" w:ascii="Arial" w:hAnsi="Arial" w:cs="Arial"/>
-          <w:sz w:val="24"/>
-          <w:szCs w:val="24"/>
+          <w:rFonts w:hint="default" w:ascii="Calibri" w:hAnsi="Calibri" w:cs="Calibri"/>
+          <w:sz w:val="22"/>
+          <w:szCs w:val="22"/>
+          <w:lang w:val="en-US"/>
+        </w:rPr>
+      </w:pPr>
+    </w:p>
+    <w:p>
+      <w:pPr>
+        <w:spacing w:line="360" w:lineRule="auto"/>
+        <w:jc w:val="both"/>
+        <w:rPr>
+          <w:rFonts w:hint="default" w:ascii="Calibri" w:hAnsi="Calibri" w:cs="Calibri"/>
+          <w:sz w:val="22"/>
+          <w:szCs w:val="22"/>
+          <w:lang w:val="en-US"/>
+        </w:rPr>
+      </w:pPr>
+      <w:r>
+        <w:rPr>
+          <w:rFonts w:hint="default" w:ascii="Calibri" w:hAnsi="Calibri" w:cs="Calibri"/>
+          <w:sz w:val="22"/>
+          <w:szCs w:val="22"/>
           <w:lang w:val="en-US"/>
         </w:rPr>
         <w:t>Re</w:t>
       </w:r>
       <w:r>
         <w:rPr>
-          <w:rFonts w:hint="default" w:ascii="Arial" w:hAnsi="Arial" w:cs="Arial"/>
-          <w:sz w:val="24"/>
-          <w:szCs w:val="24"/>
+          <w:rFonts w:hint="default" w:ascii="Calibri" w:hAnsi="Calibri" w:cs="Calibri"/>
+          <w:sz w:val="22"/>
+          <w:szCs w:val="22"/>
           <w:lang w:val="en-US"/>
         </w:rPr>
         <w:tab/>
       </w:r>
       <w:r>
         <w:rPr>
-          <w:rFonts w:hint="default" w:ascii="Arial" w:hAnsi="Arial" w:cs="Arial"/>
-          <w:sz w:val="24"/>
-          <w:szCs w:val="24"/>
+          <w:rFonts w:hint="default" w:ascii="Calibri" w:hAnsi="Calibri" w:cs="Calibri"/>
+          <w:sz w:val="22"/>
+          <w:szCs w:val="22"/>
           <w:lang w:val="en-US"/>
         </w:rPr>
         <w:tab/>
       </w:r>
       <w:r>
         <w:rPr>
-          <w:rFonts w:hint="default" w:ascii="Arial" w:hAnsi="Arial" w:cs="Arial"/>
-          <w:sz w:val="24"/>
-          <w:szCs w:val="24"/>
+          <w:rFonts w:hint="default" w:ascii="Calibri" w:hAnsi="Calibri" w:cs="Calibri"/>
+          <w:sz w:val="22"/>
+          <w:szCs w:val="22"/>
           <w:lang w:val="en-US"/>
         </w:rPr>
         <w:t>:</w:t>
       </w:r>
       <w:r>
         <w:rPr>
-          <w:rFonts w:hint="default" w:ascii="Arial" w:hAnsi="Arial" w:cs="Arial"/>
-          <w:sz w:val="24"/>
-          <w:szCs w:val="24"/>
+          <w:rFonts w:hint="default" w:ascii="Calibri" w:hAnsi="Calibri" w:cs="Calibri"/>
+          <w:sz w:val="22"/>
+          <w:szCs w:val="22"/>
           <w:lang w:val="en-US"/>
         </w:rPr>
         <w:tab/>
       </w:r>
       <w:r>
         <w:rPr>
-          <w:rFonts w:hint="default" w:ascii="Arial" w:hAnsi="Arial" w:cs="Arial" w:eastAsiaTheme="minorEastAsia"/>
+          <w:rFonts w:hint="default" w:ascii="Calibri" w:hAnsi="Calibri" w:cs="Calibri" w:eastAsiaTheme="minorEastAsia"/>
           <w:b/>
           <w:bCs/>
-          <w:sz w:val="24"/>
-          <w:szCs w:val="24"/>
+          <w:sz w:val="22"/>
+          <w:szCs w:val="22"/>
           <w:u w:val="dash"/>
           <w:lang w:val="en-US"/>
         </w:rPr>
@@ -314,11 +328,11 @@
       </w:r>
       <w:r>
         <w:rPr>
-          <w:rFonts w:hint="default" w:ascii="Arial" w:hAnsi="Arial" w:cs="Arial"/>
+          <w:rFonts w:hint="default" w:ascii="Calibri" w:hAnsi="Calibri" w:cs="Calibri"/>
           <w:b/>
           <w:bCs/>
-          <w:sz w:val="24"/>
-          <w:szCs w:val="24"/>
+          <w:sz w:val="22"/>
+          <w:szCs w:val="22"/>
           <w:u w:val="dash"/>
           <w:lang w:val="en-US"/>
         </w:rPr>
@@ -330,47 +344,47 @@
         <w:spacing w:line="360" w:lineRule="auto"/>
         <w:jc w:val="both"/>
         <w:rPr>
-          <w:rFonts w:hint="default" w:ascii="Arial" w:hAnsi="Arial" w:cs="Arial"/>
-          <w:sz w:val="24"/>
-          <w:szCs w:val="24"/>
-          <w:lang w:val="en-US"/>
-        </w:rPr>
-      </w:pPr>
-    </w:p>
-    <w:p>
-      <w:pPr>
-        <w:spacing w:line="360" w:lineRule="auto"/>
-        <w:jc w:val="both"/>
-        <w:rPr>
-          <w:rFonts w:hint="default" w:ascii="Arial" w:hAnsi="Arial" w:cs="Arial"/>
-          <w:sz w:val="24"/>
-          <w:szCs w:val="24"/>
-          <w:lang w:val="en-US"/>
-        </w:rPr>
-      </w:pPr>
-      <w:r>
-        <w:rPr>
-          <w:rFonts w:hint="default" w:ascii="Arial" w:hAnsi="Arial" w:cs="Arial"/>
-          <w:sz w:val="24"/>
-          <w:szCs w:val="24"/>
+          <w:rFonts w:hint="default" w:ascii="Calibri" w:hAnsi="Calibri" w:cs="Calibri"/>
+          <w:sz w:val="22"/>
+          <w:szCs w:val="22"/>
+          <w:lang w:val="en-US"/>
+        </w:rPr>
+      </w:pPr>
+    </w:p>
+    <w:p>
+      <w:pPr>
+        <w:spacing w:line="360" w:lineRule="auto"/>
+        <w:jc w:val="both"/>
+        <w:rPr>
+          <w:rFonts w:hint="default" w:ascii="Calibri" w:hAnsi="Calibri" w:cs="Calibri"/>
+          <w:sz w:val="22"/>
+          <w:szCs w:val="22"/>
+          <w:lang w:val="en-US"/>
+        </w:rPr>
+      </w:pPr>
+      <w:r>
+        <w:rPr>
+          <w:rFonts w:hint="default" w:ascii="Calibri" w:hAnsi="Calibri" w:cs="Calibri"/>
+          <w:sz w:val="22"/>
+          <w:szCs w:val="22"/>
           <w:lang w:val="en-US"/>
         </w:rPr>
         <w:t>Gentlemen</w:t>
       </w:r>
       <w:r>
         <w:rPr>
-          <w:rFonts w:hint="default" w:ascii="Arial" w:hAnsi="Arial" w:cs="Arial"/>
-          <w:sz w:val="24"/>
-          <w:szCs w:val="24"/>
+          <w:rFonts w:hint="default" w:ascii="Calibri" w:hAnsi="Calibri" w:cs="Calibri"/>
+          <w:sz w:val="22"/>
+          <w:szCs w:val="22"/>
           <w:lang w:val="en-US"/>
         </w:rPr>
         <w:tab/>
       </w:r>
       <w:r>
         <w:rPr>
-          <w:rFonts w:hint="default" w:ascii="Arial" w:hAnsi="Arial" w:cs="Arial"/>
-          <w:sz w:val="24"/>
-          <w:szCs w:val="24"/>
+          <w:rFonts w:hint="default" w:ascii="Calibri" w:hAnsi="Calibri" w:cs="Calibri"/>
+          <w:sz w:val="22"/>
+          <w:szCs w:val="22"/>
           <w:lang w:val="en-US"/>
         </w:rPr>
         <w:t>:</w:t>
@@ -381,103 +395,103 @@
         <w:spacing w:line="240" w:lineRule="auto"/>
         <w:jc w:val="both"/>
         <w:rPr>
-          <w:rFonts w:hint="default" w:ascii="Arial" w:hAnsi="Arial" w:cs="Arial"/>
-          <w:b w:val="0"/>
-          <w:bCs w:val="0"/>
-          <w:sz w:val="24"/>
-          <w:szCs w:val="24"/>
-          <w:lang w:val="en-US"/>
-        </w:rPr>
-      </w:pPr>
-      <w:r>
-        <w:rPr>
-          <w:rFonts w:hint="default" w:ascii="Arial" w:hAnsi="Arial" w:cs="Arial"/>
-          <w:sz w:val="24"/>
-          <w:szCs w:val="24"/>
+          <w:rFonts w:hint="default" w:ascii="Calibri" w:hAnsi="Calibri" w:cs="Calibri"/>
+          <w:b w:val="0"/>
+          <w:bCs w:val="0"/>
+          <w:sz w:val="22"/>
+          <w:szCs w:val="22"/>
+          <w:lang w:val="en-US"/>
+        </w:rPr>
+      </w:pPr>
+      <w:r>
+        <w:rPr>
+          <w:rFonts w:hint="default" w:ascii="Calibri" w:hAnsi="Calibri" w:cs="Calibri"/>
+          <w:sz w:val="22"/>
+          <w:szCs w:val="22"/>
           <w:lang w:val="en-US"/>
         </w:rPr>
         <w:t xml:space="preserve">This is to confirm the validity and authenticity of CAR stated above issued by our company STERLING INSURANCE COMPANY, INC - [[Branch]] in the amount of PESOS </w:t>
       </w:r>
       <w:r>
         <w:rPr>
-          <w:rFonts w:hint="default" w:ascii="Arial" w:hAnsi="Arial" w:cs="Arial"/>
+          <w:rFonts w:hint="default" w:ascii="Calibri" w:hAnsi="Calibri" w:cs="Calibri"/>
           <w:b/>
           <w:bCs/>
-          <w:sz w:val="24"/>
-          <w:szCs w:val="24"/>
+          <w:sz w:val="22"/>
+          <w:szCs w:val="22"/>
           <w:lang w:val="en-US"/>
         </w:rPr>
         <w:t>[[Amount in words]]</w:t>
       </w:r>
       <w:r>
         <w:rPr>
-          <w:rFonts w:hint="default" w:ascii="Arial" w:hAnsi="Arial" w:cs="Arial"/>
-          <w:sz w:val="24"/>
-          <w:szCs w:val="24"/>
+          <w:rFonts w:hint="default" w:ascii="Calibri" w:hAnsi="Calibri" w:cs="Calibri"/>
+          <w:sz w:val="22"/>
+          <w:szCs w:val="22"/>
           <w:lang w:val="en-US"/>
         </w:rPr>
         <w:t xml:space="preserve"> </w:t>
       </w:r>
       <w:r>
         <w:rPr>
-          <w:rFonts w:hint="default" w:ascii="Arial" w:hAnsi="Arial" w:cs="Arial"/>
+          <w:rFonts w:hint="default" w:ascii="Calibri" w:hAnsi="Calibri" w:cs="Calibri"/>
           <w:b/>
           <w:bCs/>
-          <w:sz w:val="24"/>
-          <w:szCs w:val="24"/>
+          <w:sz w:val="22"/>
+          <w:szCs w:val="22"/>
           <w:lang w:val="en-US"/>
         </w:rPr>
         <w:t>([[Amount]])</w:t>
       </w:r>
       <w:r>
         <w:rPr>
-          <w:rFonts w:hint="default" w:ascii="Arial" w:hAnsi="Arial" w:cs="Arial"/>
-          <w:sz w:val="24"/>
-          <w:szCs w:val="24"/>
+          <w:rFonts w:hint="default" w:ascii="Calibri" w:hAnsi="Calibri" w:cs="Calibri"/>
+          <w:sz w:val="22"/>
+          <w:szCs w:val="22"/>
           <w:lang w:val="en-US"/>
         </w:rPr>
         <w:t xml:space="preserve">, </w:t>
       </w:r>
       <w:r>
         <w:rPr>
-          <w:rFonts w:hint="default" w:ascii="Arial" w:hAnsi="Arial" w:cs="Arial"/>
+          <w:rFonts w:hint="default" w:ascii="Calibri" w:hAnsi="Calibri" w:cs="Calibri"/>
           <w:b/>
           <w:bCs/>
-          <w:sz w:val="24"/>
-          <w:szCs w:val="24"/>
+          <w:sz w:val="22"/>
+          <w:szCs w:val="22"/>
           <w:lang w:val="en-US"/>
         </w:rPr>
         <w:t xml:space="preserve">PHILIPPINE CURRENCY </w:t>
       </w:r>
       <w:r>
         <w:rPr>
-          <w:rFonts w:hint="default" w:ascii="Arial" w:hAnsi="Arial" w:cs="Arial"/>
-          <w:b w:val="0"/>
-          <w:bCs w:val="0"/>
-          <w:sz w:val="24"/>
-          <w:szCs w:val="24"/>
+          <w:rFonts w:hint="default" w:ascii="Calibri" w:hAnsi="Calibri" w:cs="Calibri"/>
+          <w:b w:val="0"/>
+          <w:bCs w:val="0"/>
+          <w:sz w:val="22"/>
+          <w:szCs w:val="22"/>
           <w:lang w:val="en-US"/>
         </w:rPr>
         <w:t xml:space="preserve">in favor of [[Obligee]] in connection for the contract for project name: [[Project name]] and the validity Notice to Proceed is granted from [[Date issued]] to [[Expiry date]] for the account of </w:t>
       </w:r>
       <w:r>
         <w:rPr>
-          <w:rFonts w:hint="default" w:ascii="Arial" w:hAnsi="Arial" w:cs="Arial"/>
+          <w:rFonts w:hint="default" w:ascii="Calibri" w:hAnsi="Calibri" w:cs="Calibri"/>
           <w:b/>
           <w:bCs/>
-          <w:sz w:val="24"/>
-          <w:szCs w:val="24"/>
+          <w:sz w:val="22"/>
+          <w:szCs w:val="22"/>
           <w:lang w:val="en-US"/>
         </w:rPr>
         <w:t>[[Principal]]</w:t>
       </w:r>
       <w:r>
         <w:rPr>
-          <w:rFonts w:hint="default" w:ascii="Arial" w:hAnsi="Arial" w:cs="Arial"/>
-          <w:b w:val="0"/>
-          <w:bCs w:val="0"/>
-          <w:sz w:val="24"/>
-          <w:szCs w:val="24"/>
+          <w:rFonts w:hint="default" w:ascii="Calibri" w:hAnsi="Calibri" w:cs="Calibri"/>
+          <w:b w:val="0"/>
+          <w:bCs w:val="0"/>
+          <w:sz w:val="22"/>
+          <w:szCs w:val="22"/>
           <w:lang w:val="en-US"/>
         </w:rPr>
         <w:t>. It is further certified that [[Authorized Representative]], is duly authorized personnel/representative to sign in behalf of Sterling Insurance Company, Inc.</w:t>
@@ -488,35 +502,35 @@
         <w:spacing w:line="360" w:lineRule="auto"/>
         <w:jc w:val="both"/>
         <w:rPr>
-          <w:rFonts w:hint="default" w:ascii="Arial" w:hAnsi="Arial" w:cs="Arial"/>
-          <w:b w:val="0"/>
-          <w:bCs w:val="0"/>
-          <w:sz w:val="24"/>
-          <w:szCs w:val="24"/>
-          <w:lang w:val="en-US"/>
-        </w:rPr>
-      </w:pPr>
-    </w:p>
-    <w:p>
-      <w:pPr>
-        <w:spacing w:line="360" w:lineRule="auto"/>
-        <w:jc w:val="both"/>
-        <w:rPr>
-          <w:rFonts w:hint="default" w:ascii="Arial" w:hAnsi="Arial" w:cs="Arial"/>
-          <w:b w:val="0"/>
-          <w:bCs w:val="0"/>
-          <w:sz w:val="24"/>
-          <w:szCs w:val="24"/>
-          <w:lang w:val="en-US"/>
-        </w:rPr>
-      </w:pPr>
-      <w:r>
-        <w:rPr>
-          <w:rFonts w:hint="default" w:ascii="Arial" w:hAnsi="Arial" w:cs="Arial"/>
-          <w:b w:val="0"/>
-          <w:bCs w:val="0"/>
-          <w:sz w:val="24"/>
-          <w:szCs w:val="24"/>
+          <w:rFonts w:hint="default" w:ascii="Calibri" w:hAnsi="Calibri" w:cs="Calibri"/>
+          <w:b w:val="0"/>
+          <w:bCs w:val="0"/>
+          <w:sz w:val="22"/>
+          <w:szCs w:val="22"/>
+          <w:lang w:val="en-US"/>
+        </w:rPr>
+      </w:pPr>
+    </w:p>
+    <w:p>
+      <w:pPr>
+        <w:spacing w:line="360" w:lineRule="auto"/>
+        <w:jc w:val="both"/>
+        <w:rPr>
+          <w:rFonts w:hint="default" w:ascii="Calibri" w:hAnsi="Calibri" w:cs="Calibri"/>
+          <w:b w:val="0"/>
+          <w:bCs w:val="0"/>
+          <w:sz w:val="22"/>
+          <w:szCs w:val="22"/>
+          <w:lang w:val="en-US"/>
+        </w:rPr>
+      </w:pPr>
+      <w:r>
+        <w:rPr>
+          <w:rFonts w:hint="default" w:ascii="Calibri" w:hAnsi="Calibri" w:cs="Calibri"/>
+          <w:b w:val="0"/>
+          <w:bCs w:val="0"/>
+          <w:sz w:val="22"/>
+          <w:szCs w:val="22"/>
           <w:lang w:val="en-US"/>
         </w:rPr>
         <w:t>Thank you and please honor the above subject CAR policy.</w:t>
@@ -527,21 +541,21 @@
         <w:spacing w:line="360" w:lineRule="auto"/>
         <w:jc w:val="both"/>
         <w:rPr>
-          <w:rFonts w:hint="default" w:ascii="Arial" w:hAnsi="Arial" w:cs="Arial"/>
-          <w:b w:val="0"/>
-          <w:bCs w:val="0"/>
-          <w:sz w:val="24"/>
-          <w:szCs w:val="24"/>
-          <w:lang w:val="en-US"/>
-        </w:rPr>
-      </w:pPr>
-      <w:r>
-        <w:rPr>
-          <w:rFonts w:hint="default" w:ascii="Arial" w:hAnsi="Arial" w:cs="Arial"/>
-          <w:b w:val="0"/>
-          <w:bCs w:val="0"/>
-          <w:sz w:val="24"/>
-          <w:szCs w:val="24"/>
+          <w:rFonts w:hint="default" w:ascii="Calibri" w:hAnsi="Calibri" w:cs="Calibri"/>
+          <w:b w:val="0"/>
+          <w:bCs w:val="0"/>
+          <w:sz w:val="22"/>
+          <w:szCs w:val="22"/>
+          <w:lang w:val="en-US"/>
+        </w:rPr>
+      </w:pPr>
+      <w:r>
+        <w:rPr>
+          <w:rFonts w:hint="default" w:ascii="Calibri" w:hAnsi="Calibri" w:cs="Calibri"/>
+          <w:b w:val="0"/>
+          <w:bCs w:val="0"/>
+          <w:sz w:val="22"/>
+          <w:szCs w:val="22"/>
           <w:lang w:val="en-US"/>
         </w:rPr>
         <w:t>Very truly yours,</w:t>
@@ -552,21 +566,21 @@
         <w:spacing w:line="240" w:lineRule="auto"/>
         <w:jc w:val="both"/>
         <w:rPr>
-          <w:rFonts w:hint="default" w:ascii="Arial" w:hAnsi="Arial" w:cs="Arial"/>
+          <w:rFonts w:hint="default" w:ascii="Calibri" w:hAnsi="Calibri" w:cs="Calibri"/>
           <w:b/>
           <w:bCs/>
-          <w:sz w:val="24"/>
-          <w:szCs w:val="24"/>
-          <w:lang w:val="en-US"/>
-        </w:rPr>
-      </w:pPr>
-      <w:r>
-        <w:rPr>
-          <w:rFonts w:hint="default" w:ascii="Arial" w:hAnsi="Arial" w:cs="Arial"/>
+          <w:sz w:val="22"/>
+          <w:szCs w:val="22"/>
+          <w:lang w:val="en-US"/>
+        </w:rPr>
+      </w:pPr>
+      <w:r>
+        <w:rPr>
+          <w:rFonts w:hint="default" w:ascii="Calibri" w:hAnsi="Calibri" w:cs="Calibri"/>
           <w:b/>
           <w:bCs/>
-          <w:sz w:val="24"/>
-          <w:szCs w:val="24"/>
+          <w:sz w:val="22"/>
+          <w:szCs w:val="22"/>
           <w:lang w:val="en-US"/>
         </w:rPr>
         <w:t>Sterling Insurance Company, Inc.</w:t>
@@ -577,21 +591,21 @@
         <w:spacing w:line="360" w:lineRule="auto"/>
         <w:jc w:val="both"/>
         <w:rPr>
-          <w:rFonts w:hint="default" w:ascii="Arial" w:hAnsi="Arial" w:cs="Arial"/>
-          <w:b w:val="0"/>
-          <w:bCs w:val="0"/>
-          <w:sz w:val="24"/>
-          <w:szCs w:val="24"/>
-          <w:lang w:val="en-US"/>
-        </w:rPr>
-      </w:pPr>
-      <w:r>
-        <w:rPr>
-          <w:rFonts w:hint="default" w:ascii="Arial" w:hAnsi="Arial" w:cs="Arial"/>
-          <w:b w:val="0"/>
-          <w:bCs w:val="0"/>
-          <w:sz w:val="24"/>
-          <w:szCs w:val="24"/>
+          <w:rFonts w:hint="default" w:ascii="Calibri" w:hAnsi="Calibri" w:cs="Calibri"/>
+          <w:b w:val="0"/>
+          <w:bCs w:val="0"/>
+          <w:sz w:val="22"/>
+          <w:szCs w:val="22"/>
+          <w:lang w:val="en-US"/>
+        </w:rPr>
+      </w:pPr>
+      <w:r>
+        <w:rPr>
+          <w:rFonts w:hint="default" w:ascii="Calibri" w:hAnsi="Calibri" w:cs="Calibri"/>
+          <w:b w:val="0"/>
+          <w:bCs w:val="0"/>
+          <w:sz w:val="22"/>
+          <w:szCs w:val="22"/>
           <w:lang w:val="en-US"/>
         </w:rPr>
         <w:t>By:</w:t>
@@ -602,49 +616,36 @@
         <w:spacing w:line="360" w:lineRule="auto"/>
         <w:jc w:val="both"/>
         <w:rPr>
-          <w:rFonts w:hint="default" w:ascii="Arial" w:hAnsi="Arial" w:cs="Arial"/>
-          <w:b w:val="0"/>
-          <w:bCs w:val="0"/>
-          <w:sz w:val="24"/>
-          <w:szCs w:val="24"/>
-          <w:lang w:val="en-US"/>
-        </w:rPr>
-      </w:pPr>
-      <w:r>
-        <w:rPr>
-          <w:rFonts w:hint="default" w:ascii="Arial" w:hAnsi="Arial" w:cs="Arial"/>
-          <w:b w:val="0"/>
-          <w:bCs w:val="0"/>
-          <w:sz w:val="24"/>
-          <w:szCs w:val="24"/>
-          <w:lang w:val="en-US"/>
-        </w:rPr>
-        <w:t>[[Signature</w:t>
-      </w:r>
-      <w:bookmarkStart w:id="0" w:name="_GoBack"/>
-      <w:bookmarkEnd w:id="0"/>
-      <w:r>
-        <w:rPr>
-          <w:rFonts w:hint="default" w:ascii="Arial" w:hAnsi="Arial" w:cs="Arial"/>
-          <w:b w:val="0"/>
-          <w:bCs w:val="0"/>
-          <w:sz w:val="24"/>
-          <w:szCs w:val="24"/>
-          <w:lang w:val="en-US"/>
-        </w:rPr>
-        <w:t>]]</w:t>
-      </w:r>
-    </w:p>
-    <w:p>
-      <w:pPr>
-        <w:spacing w:line="360" w:lineRule="auto"/>
-        <w:jc w:val="both"/>
-        <w:rPr>
-          <w:rFonts w:hint="default" w:ascii="Arial" w:hAnsi="Arial" w:cs="Arial"/>
-          <w:b w:val="0"/>
-          <w:bCs w:val="0"/>
-          <w:sz w:val="24"/>
-          <w:szCs w:val="24"/>
+          <w:rFonts w:hint="default" w:ascii="Calibri" w:hAnsi="Calibri" w:cs="Calibri"/>
+          <w:b w:val="0"/>
+          <w:bCs w:val="0"/>
+          <w:sz w:val="22"/>
+          <w:szCs w:val="22"/>
+          <w:lang w:val="en-US"/>
+        </w:rPr>
+      </w:pPr>
+      <w:r>
+        <w:rPr>
+          <w:rFonts w:hint="default" w:ascii="Calibri" w:hAnsi="Calibri" w:cs="Calibri"/>
+          <w:b w:val="0"/>
+          <w:bCs w:val="0"/>
+          <w:sz w:val="22"/>
+          <w:szCs w:val="22"/>
+          <w:lang w:val="en-US"/>
+        </w:rPr>
+        <w:t>[[Signature]]</w:t>
+      </w:r>
+    </w:p>
+    <w:p>
+      <w:pPr>
+        <w:spacing w:line="360" w:lineRule="auto"/>
+        <w:jc w:val="both"/>
+        <w:rPr>
+          <w:rFonts w:hint="default" w:ascii="Calibri" w:hAnsi="Calibri" w:cs="Calibri"/>
+          <w:b w:val="0"/>
+          <w:bCs w:val="0"/>
+          <w:sz w:val="22"/>
+          <w:szCs w:val="22"/>
           <w:lang w:val="en-US"/>
         </w:rPr>
       </w:pPr>
@@ -654,21 +655,21 @@
         <w:spacing w:line="240" w:lineRule="auto"/>
         <w:jc w:val="both"/>
         <w:rPr>
-          <w:rFonts w:hint="default" w:ascii="Arial" w:hAnsi="Arial" w:cs="Arial"/>
-          <w:b w:val="0"/>
-          <w:bCs w:val="0"/>
-          <w:sz w:val="24"/>
-          <w:szCs w:val="24"/>
-          <w:lang w:val="en-US"/>
-        </w:rPr>
-      </w:pPr>
-      <w:r>
-        <w:rPr>
-          <w:rFonts w:hint="default" w:ascii="Arial" w:hAnsi="Arial" w:cs="Arial"/>
+          <w:rFonts w:hint="default" w:ascii="Calibri" w:hAnsi="Calibri" w:cs="Calibri"/>
+          <w:b w:val="0"/>
+          <w:bCs w:val="0"/>
+          <w:sz w:val="22"/>
+          <w:szCs w:val="22"/>
+          <w:lang w:val="en-US"/>
+        </w:rPr>
+      </w:pPr>
+      <w:r>
+        <w:rPr>
+          <w:rFonts w:hint="default" w:ascii="Calibri" w:hAnsi="Calibri" w:cs="Calibri"/>
           <w:b/>
           <w:bCs/>
-          <w:sz w:val="24"/>
-          <w:szCs w:val="24"/>
+          <w:sz w:val="22"/>
+          <w:szCs w:val="22"/>
           <w:lang w:val="en-US"/>
         </w:rPr>
         <w:t>[[Signatory]]</w:t>
@@ -679,43 +680,43 @@
         <w:spacing w:line="360" w:lineRule="auto"/>
         <w:jc w:val="both"/>
         <w:rPr>
-          <w:rFonts w:hint="default" w:ascii="Arial" w:hAnsi="Arial" w:cs="Arial"/>
-          <w:b w:val="0"/>
-          <w:bCs w:val="0"/>
-          <w:sz w:val="24"/>
-          <w:szCs w:val="24"/>
-          <w:lang w:val="en-US"/>
-        </w:rPr>
-      </w:pPr>
-      <w:r>
-        <w:rPr>
-          <w:rFonts w:hint="default" w:ascii="Arial" w:hAnsi="Arial" w:cs="Arial"/>
-          <w:b w:val="0"/>
-          <w:bCs w:val="0"/>
-          <w:sz w:val="24"/>
-          <w:szCs w:val="24"/>
+          <w:rFonts w:hint="default" w:ascii="Calibri" w:hAnsi="Calibri" w:cs="Calibri"/>
+          <w:b w:val="0"/>
+          <w:bCs w:val="0"/>
+          <w:sz w:val="22"/>
+          <w:szCs w:val="22"/>
+          <w:lang w:val="en-US"/>
+        </w:rPr>
+      </w:pPr>
+      <w:r>
+        <w:rPr>
+          <w:rFonts w:hint="default" w:ascii="Calibri" w:hAnsi="Calibri" w:cs="Calibri"/>
+          <w:b w:val="0"/>
+          <w:bCs w:val="0"/>
+          <w:sz w:val="22"/>
+          <w:szCs w:val="22"/>
           <w:lang w:val="en-US"/>
         </w:rPr>
         <w:t>[[Position]]</w:t>
       </w:r>
       <w:r>
         <w:rPr>
-          <w:rFonts w:hint="default" w:ascii="Arial" w:hAnsi="Arial" w:cs="Arial"/>
+          <w:rFonts w:hint="default" w:ascii="Calibri" w:hAnsi="Calibri" w:cs="Calibri"/>
           <w:b/>
           <w:bCs/>
-          <w:sz w:val="24"/>
-          <w:szCs w:val="24"/>
+          <w:sz w:val="22"/>
+          <w:szCs w:val="22"/>
           <w:lang w:val="en-US"/>
         </w:rPr>
         <w:br w:type="textWrapping"/>
       </w:r>
       <w:r>
         <w:rPr>
-          <w:rFonts w:hint="default" w:ascii="Arial" w:hAnsi="Arial" w:cs="Arial"/>
-          <w:b w:val="0"/>
-          <w:bCs w:val="0"/>
-          <w:sz w:val="24"/>
-          <w:szCs w:val="24"/>
+          <w:rFonts w:hint="default" w:ascii="Calibri" w:hAnsi="Calibri" w:cs="Calibri"/>
+          <w:b w:val="0"/>
+          <w:bCs w:val="0"/>
+          <w:sz w:val="22"/>
+          <w:szCs w:val="22"/>
           <w:lang w:val="en-US"/>
         </w:rPr>
         <w:t>SUBSRIBED AND SWORN to me before me this [[Date in words]] at [[Branch city]], affiant exhibited to me his/her Taxpayer’s Identification No. [[Tin]]</w:t>
@@ -726,11 +727,11 @@
         <w:spacing w:line="360" w:lineRule="auto"/>
         <w:jc w:val="both"/>
         <w:rPr>
-          <w:rFonts w:hint="default" w:ascii="Arial" w:hAnsi="Arial" w:cs="Arial"/>
-          <w:b w:val="0"/>
-          <w:bCs w:val="0"/>
-          <w:sz w:val="24"/>
-          <w:szCs w:val="24"/>
+          <w:rFonts w:hint="default" w:ascii="Calibri" w:hAnsi="Calibri" w:cs="Calibri"/>
+          <w:b w:val="0"/>
+          <w:bCs w:val="0"/>
+          <w:sz w:val="22"/>
+          <w:szCs w:val="22"/>
           <w:lang w:val="en-US"/>
         </w:rPr>
       </w:pPr>
@@ -740,87 +741,87 @@
         <w:spacing w:line="240" w:lineRule="auto"/>
         <w:jc w:val="both"/>
         <w:rPr>
-          <w:rFonts w:hint="default" w:ascii="Arial" w:hAnsi="Arial" w:cs="Arial"/>
-          <w:b w:val="0"/>
-          <w:bCs w:val="0"/>
-          <w:sz w:val="24"/>
-          <w:szCs w:val="24"/>
-          <w:lang w:val="en-US"/>
-        </w:rPr>
-      </w:pPr>
-      <w:r>
-        <w:rPr>
-          <w:rFonts w:hint="default" w:ascii="Arial" w:hAnsi="Arial" w:cs="Arial"/>
-          <w:b w:val="0"/>
-          <w:bCs w:val="0"/>
-          <w:sz w:val="24"/>
-          <w:szCs w:val="24"/>
+          <w:rFonts w:hint="default" w:ascii="Calibri" w:hAnsi="Calibri" w:cs="Calibri"/>
+          <w:b w:val="0"/>
+          <w:bCs w:val="0"/>
+          <w:sz w:val="22"/>
+          <w:szCs w:val="22"/>
+          <w:lang w:val="en-US"/>
+        </w:rPr>
+      </w:pPr>
+      <w:r>
+        <w:rPr>
+          <w:rFonts w:hint="default" w:ascii="Calibri" w:hAnsi="Calibri" w:cs="Calibri"/>
+          <w:b w:val="0"/>
+          <w:bCs w:val="0"/>
+          <w:sz w:val="22"/>
+          <w:szCs w:val="22"/>
           <w:lang w:val="en-US"/>
         </w:rPr>
         <w:t>Doc. No.</w:t>
       </w:r>
       <w:r>
         <w:rPr>
-          <w:rFonts w:hint="default" w:ascii="Arial" w:hAnsi="Arial" w:cs="Arial"/>
-          <w:b w:val="0"/>
-          <w:bCs w:val="0"/>
-          <w:sz w:val="24"/>
-          <w:szCs w:val="24"/>
+          <w:rFonts w:hint="default" w:ascii="Calibri" w:hAnsi="Calibri" w:cs="Calibri"/>
+          <w:b w:val="0"/>
+          <w:bCs w:val="0"/>
+          <w:sz w:val="22"/>
+          <w:szCs w:val="22"/>
           <w:lang w:val="en-US"/>
         </w:rPr>
         <w:tab/>
       </w:r>
       <w:r>
         <w:rPr>
-          <w:rFonts w:hint="default" w:ascii="Arial" w:hAnsi="Arial" w:cs="Arial"/>
-          <w:b w:val="0"/>
-          <w:bCs w:val="0"/>
-          <w:sz w:val="24"/>
-          <w:szCs w:val="24"/>
+          <w:rFonts w:hint="default" w:ascii="Calibri" w:hAnsi="Calibri" w:cs="Calibri"/>
+          <w:b w:val="0"/>
+          <w:bCs w:val="0"/>
+          <w:sz w:val="22"/>
+          <w:szCs w:val="22"/>
           <w:lang w:val="en-US"/>
         </w:rPr>
         <w:t>[[Doc. No.]]</w:t>
       </w:r>
       <w:r>
         <w:rPr>
-          <w:rFonts w:hint="default" w:ascii="Arial" w:hAnsi="Arial" w:cs="Arial"/>
-          <w:b w:val="0"/>
-          <w:bCs w:val="0"/>
-          <w:sz w:val="24"/>
-          <w:szCs w:val="24"/>
+          <w:rFonts w:hint="default" w:ascii="Calibri" w:hAnsi="Calibri" w:cs="Calibri"/>
+          <w:b w:val="0"/>
+          <w:bCs w:val="0"/>
+          <w:sz w:val="22"/>
+          <w:szCs w:val="22"/>
           <w:lang w:val="en-US"/>
         </w:rPr>
         <w:br w:type="textWrapping"/>
       </w:r>
       <w:r>
         <w:rPr>
-          <w:rFonts w:hint="default" w:ascii="Arial" w:hAnsi="Arial" w:cs="Arial"/>
-          <w:b w:val="0"/>
-          <w:bCs w:val="0"/>
-          <w:sz w:val="24"/>
-          <w:szCs w:val="24"/>
+          <w:rFonts w:hint="default" w:ascii="Calibri" w:hAnsi="Calibri" w:cs="Calibri"/>
+          <w:b w:val="0"/>
+          <w:bCs w:val="0"/>
+          <w:sz w:val="22"/>
+          <w:szCs w:val="22"/>
           <w:lang w:val="en-US"/>
         </w:rPr>
         <w:t>Page No.</w:t>
       </w:r>
       <w:r>
         <w:rPr>
-          <w:rFonts w:hint="default" w:ascii="Arial" w:hAnsi="Arial" w:cs="Arial"/>
-          <w:b w:val="0"/>
-          <w:bCs w:val="0"/>
-          <w:sz w:val="24"/>
-          <w:szCs w:val="24"/>
+          <w:rFonts w:hint="default" w:ascii="Calibri" w:hAnsi="Calibri" w:cs="Calibri"/>
+          <w:b w:val="0"/>
+          <w:bCs w:val="0"/>
+          <w:sz w:val="22"/>
+          <w:szCs w:val="22"/>
           <w:lang w:val="en-US"/>
         </w:rPr>
         <w:tab/>
       </w:r>
       <w:r>
         <w:rPr>
-          <w:rFonts w:hint="default" w:ascii="Arial" w:hAnsi="Arial" w:cs="Arial"/>
-          <w:b w:val="0"/>
-          <w:bCs w:val="0"/>
-          <w:sz w:val="24"/>
-          <w:szCs w:val="24"/>
+          <w:rFonts w:hint="default" w:ascii="Calibri" w:hAnsi="Calibri" w:cs="Calibri"/>
+          <w:b w:val="0"/>
+          <w:bCs w:val="0"/>
+          <w:sz w:val="22"/>
+          <w:szCs w:val="22"/>
           <w:lang w:val="en-US"/>
         </w:rPr>
         <w:t>[[Page No.]]</w:t>
@@ -831,43 +832,43 @@
         <w:spacing w:line="240" w:lineRule="auto"/>
         <w:jc w:val="both"/>
         <w:rPr>
-          <w:rFonts w:hint="default" w:ascii="Arial" w:hAnsi="Arial" w:cs="Arial"/>
-          <w:b w:val="0"/>
-          <w:bCs w:val="0"/>
-          <w:sz w:val="24"/>
-          <w:szCs w:val="24"/>
-          <w:lang w:val="en-US"/>
-        </w:rPr>
-      </w:pPr>
-      <w:r>
-        <w:rPr>
-          <w:rFonts w:hint="default" w:ascii="Arial" w:hAnsi="Arial" w:cs="Arial"/>
-          <w:b w:val="0"/>
-          <w:bCs w:val="0"/>
-          <w:sz w:val="24"/>
-          <w:szCs w:val="24"/>
+          <w:rFonts w:hint="default" w:ascii="Calibri" w:hAnsi="Calibri" w:cs="Calibri"/>
+          <w:b w:val="0"/>
+          <w:bCs w:val="0"/>
+          <w:sz w:val="22"/>
+          <w:szCs w:val="22"/>
+          <w:lang w:val="en-US"/>
+        </w:rPr>
+      </w:pPr>
+      <w:r>
+        <w:rPr>
+          <w:rFonts w:hint="default" w:ascii="Calibri" w:hAnsi="Calibri" w:cs="Calibri"/>
+          <w:b w:val="0"/>
+          <w:bCs w:val="0"/>
+          <w:sz w:val="22"/>
+          <w:szCs w:val="22"/>
           <w:lang w:val="en-US"/>
         </w:rPr>
         <w:t>Book No.</w:t>
       </w:r>
       <w:r>
         <w:rPr>
-          <w:rFonts w:hint="default" w:ascii="Arial" w:hAnsi="Arial" w:cs="Arial"/>
-          <w:b w:val="0"/>
-          <w:bCs w:val="0"/>
-          <w:sz w:val="24"/>
-          <w:szCs w:val="24"/>
+          <w:rFonts w:hint="default" w:ascii="Calibri" w:hAnsi="Calibri" w:cs="Calibri"/>
+          <w:b w:val="0"/>
+          <w:bCs w:val="0"/>
+          <w:sz w:val="22"/>
+          <w:szCs w:val="22"/>
           <w:lang w:val="en-US"/>
         </w:rPr>
         <w:tab/>
       </w:r>
       <w:r>
         <w:rPr>
-          <w:rFonts w:hint="default" w:ascii="Arial" w:hAnsi="Arial" w:cs="Arial"/>
-          <w:b w:val="0"/>
-          <w:bCs w:val="0"/>
-          <w:sz w:val="24"/>
-          <w:szCs w:val="24"/>
+          <w:rFonts w:hint="default" w:ascii="Calibri" w:hAnsi="Calibri" w:cs="Calibri"/>
+          <w:b w:val="0"/>
+          <w:bCs w:val="0"/>
+          <w:sz w:val="22"/>
+          <w:szCs w:val="22"/>
           <w:lang w:val="en-US"/>
         </w:rPr>
         <w:t>[[Book No.]]</w:t>
@@ -878,21 +879,21 @@
         <w:spacing w:line="360" w:lineRule="auto"/>
         <w:jc w:val="both"/>
         <w:rPr>
-          <w:rFonts w:hint="default" w:ascii="Arial" w:hAnsi="Arial" w:cs="Arial"/>
-          <w:b w:val="0"/>
-          <w:bCs w:val="0"/>
-          <w:sz w:val="24"/>
-          <w:szCs w:val="24"/>
-          <w:lang w:val="en-US"/>
-        </w:rPr>
-      </w:pPr>
-      <w:r>
-        <w:rPr>
-          <w:rFonts w:hint="default" w:ascii="Arial" w:hAnsi="Arial" w:cs="Arial"/>
-          <w:b w:val="0"/>
-          <w:bCs w:val="0"/>
-          <w:sz w:val="24"/>
-          <w:szCs w:val="24"/>
+          <w:rFonts w:hint="default" w:ascii="Calibri" w:hAnsi="Calibri" w:cs="Calibri"/>
+          <w:b w:val="0"/>
+          <w:bCs w:val="0"/>
+          <w:sz w:val="22"/>
+          <w:szCs w:val="22"/>
+          <w:lang w:val="en-US"/>
+        </w:rPr>
+      </w:pPr>
+      <w:r>
+        <w:rPr>
+          <w:rFonts w:hint="default" w:ascii="Calibri" w:hAnsi="Calibri" w:cs="Calibri"/>
+          <w:b w:val="0"/>
+          <w:bCs w:val="0"/>
+          <w:sz w:val="22"/>
+          <w:szCs w:val="22"/>
           <w:lang w:val="en-US"/>
         </w:rPr>
         <w:t>Series of [[Year]].</w:t>
@@ -903,23 +904,27 @@
         <w:spacing w:line="360" w:lineRule="auto"/>
         <w:jc w:val="both"/>
         <w:rPr>
-          <w:rFonts w:hint="default" w:ascii="Arial" w:hAnsi="Arial" w:cs="Arial"/>
-          <w:sz w:val="24"/>
-          <w:szCs w:val="24"/>
-          <w:lang w:val="en-US"/>
-        </w:rPr>
-      </w:pPr>
-    </w:p>
-    <w:p>
-      <w:pPr>
-        <w:rPr>
-          <w:rFonts w:hint="default"/>
-          <w:lang w:val="en-US"/>
-        </w:rPr>
-      </w:pPr>
-      <w:r>
-        <w:rPr>
-          <w:sz w:val="24"/>
+          <w:rFonts w:hint="default" w:ascii="Calibri" w:hAnsi="Calibri" w:cs="Calibri"/>
+          <w:sz w:val="22"/>
+          <w:szCs w:val="22"/>
+          <w:lang w:val="en-US"/>
+        </w:rPr>
+      </w:pPr>
+    </w:p>
+    <w:p>
+      <w:pPr>
+        <w:rPr>
+          <w:rFonts w:hint="default" w:ascii="Calibri" w:hAnsi="Calibri" w:cs="Calibri"/>
+          <w:sz w:val="22"/>
+          <w:szCs w:val="22"/>
+          <w:lang w:val="en-US"/>
+        </w:rPr>
+      </w:pPr>
+      <w:r>
+        <w:rPr>
+          <w:rFonts w:hint="default" w:ascii="Calibri" w:hAnsi="Calibri" w:cs="Calibri"/>
+          <w:sz w:val="22"/>
+          <w:szCs w:val="22"/>
         </w:rPr>
         <mc:AlternateContent>
           <mc:Choice Requires="wps">
@@ -1039,7 +1044,9 @@
       </w:r>
       <w:r>
         <w:rPr>
-          <w:sz w:val="24"/>
+          <w:rFonts w:hint="default" w:ascii="Calibri" w:hAnsi="Calibri" w:cs="Calibri"/>
+          <w:sz w:val="22"/>
+          <w:szCs w:val="22"/>
         </w:rPr>
         <mc:AlternateContent>
           <mc:Choice Requires="wps">

--- a/resources/templates/Sterling_CAR_Template.docx
+++ b/resources/templates/Sterling_CAR_Template.docx
@@ -141,8 +141,6 @@
         </w:rPr>
         <w:t>[[Address line 2]]</w:t>
       </w:r>
-      <w:bookmarkStart w:id="0" w:name="_GoBack"/>
-      <w:bookmarkEnd w:id="0"/>
     </w:p>
     <w:p>
       <w:pPr>
@@ -268,6 +266,24 @@
           <w:szCs w:val="22"/>
           <w:lang w:val="en-US"/>
         </w:rPr>
+        <w:sectPr>
+          <w:pgSz w:w="12240" w:h="20160"/>
+          <w:pgMar w:top="1800" w:right="1800" w:bottom="1440" w:left="1440" w:header="720" w:footer="720" w:gutter="0"/>
+          <w:cols w:space="720" w:num="1"/>
+          <w:docGrid w:linePitch="360" w:charSpace="0"/>
+        </w:sectPr>
+      </w:pPr>
+    </w:p>
+    <w:p>
+      <w:pPr>
+        <w:spacing w:line="360" w:lineRule="auto"/>
+        <w:jc w:val="both"/>
+        <w:rPr>
+          <w:rFonts w:hint="default" w:ascii="Calibri" w:hAnsi="Calibri" w:cs="Calibri"/>
+          <w:sz w:val="22"/>
+          <w:szCs w:val="22"/>
+          <w:lang w:val="en-US"/>
+        </w:rPr>
       </w:pPr>
       <w:r>
         <w:rPr>
@@ -314,6 +330,28 @@
         </w:rPr>
         <w:tab/>
       </w:r>
+    </w:p>
+    <w:p>
+      <w:pPr>
+        <w:spacing w:line="360" w:lineRule="auto"/>
+        <w:jc w:val="left"/>
+        <w:rPr>
+          <w:rFonts w:hint="default" w:ascii="Calibri" w:hAnsi="Calibri" w:cs="Calibri"/>
+          <w:sz w:val="22"/>
+          <w:szCs w:val="22"/>
+          <w:lang w:val="en-US"/>
+        </w:rPr>
+        <w:sectPr>
+          <w:type w:val="continuous"/>
+          <w:pgSz w:w="12240" w:h="20160"/>
+          <w:pgMar w:top="1800" w:right="1800" w:bottom="1440" w:left="1440" w:header="720" w:footer="720" w:gutter="0"/>
+          <w:cols w:equalWidth="0" w:num="2">
+            <w:col w:w="1788" w:space="425"/>
+            <w:col w:w="6786"/>
+          </w:cols>
+          <w:docGrid w:linePitch="360" w:charSpace="0"/>
+        </w:sectPr>
+      </w:pPr>
       <w:r>
         <w:rPr>
           <w:rFonts w:hint="default" w:ascii="Calibri" w:hAnsi="Calibri" w:cs="Calibri" w:eastAsiaTheme="minorEastAsia"/>
@@ -350,18 +388,6 @@
           <w:lang w:val="en-US"/>
         </w:rPr>
       </w:pPr>
-    </w:p>
-    <w:p>
-      <w:pPr>
-        <w:spacing w:line="360" w:lineRule="auto"/>
-        <w:jc w:val="both"/>
-        <w:rPr>
-          <w:rFonts w:hint="default" w:ascii="Calibri" w:hAnsi="Calibri" w:cs="Calibri"/>
-          <w:sz w:val="22"/>
-          <w:szCs w:val="22"/>
-          <w:lang w:val="en-US"/>
-        </w:rPr>
-      </w:pPr>
       <w:r>
         <w:rPr>
           <w:rFonts w:hint="default" w:ascii="Calibri" w:hAnsi="Calibri" w:cs="Calibri"/>
@@ -713,28 +739,23 @@
       <w:r>
         <w:rPr>
           <w:rFonts w:hint="default" w:ascii="Calibri" w:hAnsi="Calibri" w:cs="Calibri"/>
-          <w:b w:val="0"/>
-          <w:bCs w:val="0"/>
-          <w:sz w:val="22"/>
-          <w:szCs w:val="22"/>
-          <w:lang w:val="en-US"/>
-        </w:rPr>
-        <w:t>SUBSRIBED AND SWORN to me before me this [[Date in words]] at [[Branch city]], affiant exhibited to me his/her Taxpayer’s Identification No. [[Tin]]</w:t>
-      </w:r>
-    </w:p>
-    <w:p>
-      <w:pPr>
-        <w:spacing w:line="360" w:lineRule="auto"/>
-        <w:jc w:val="both"/>
-        <w:rPr>
-          <w:rFonts w:hint="default" w:ascii="Calibri" w:hAnsi="Calibri" w:cs="Calibri"/>
-          <w:b w:val="0"/>
-          <w:bCs w:val="0"/>
-          <w:sz w:val="22"/>
-          <w:szCs w:val="22"/>
-          <w:lang w:val="en-US"/>
-        </w:rPr>
-      </w:pPr>
+          <w:b/>
+          <w:bCs/>
+          <w:sz w:val="22"/>
+          <w:szCs w:val="22"/>
+          <w:lang w:val="en-US"/>
+        </w:rPr>
+        <w:t>[[Jurat bold]]</w:t>
+      </w:r>
+      <w:r>
+        <w:rPr>
+          <w:rFonts w:hint="default" w:ascii="Calibri" w:hAnsi="Calibri" w:cs="Calibri"/>
+          <w:sz w:val="22"/>
+          <w:szCs w:val="22"/>
+          <w:lang w:val="en-US"/>
+        </w:rPr>
+        <w:t xml:space="preserve"> [[Jurat rest]]</w:t>
+      </w:r>
     </w:p>
     <w:p>
       <w:pPr>
@@ -758,28 +779,6 @@
           <w:szCs w:val="22"/>
           <w:lang w:val="en-US"/>
         </w:rPr>
-        <w:t>Doc. No.</w:t>
-      </w:r>
-      <w:r>
-        <w:rPr>
-          <w:rFonts w:hint="default" w:ascii="Calibri" w:hAnsi="Calibri" w:cs="Calibri"/>
-          <w:b w:val="0"/>
-          <w:bCs w:val="0"/>
-          <w:sz w:val="22"/>
-          <w:szCs w:val="22"/>
-          <w:lang w:val="en-US"/>
-        </w:rPr>
-        <w:tab/>
-      </w:r>
-      <w:r>
-        <w:rPr>
-          <w:rFonts w:hint="default" w:ascii="Calibri" w:hAnsi="Calibri" w:cs="Calibri"/>
-          <w:b w:val="0"/>
-          <w:bCs w:val="0"/>
-          <w:sz w:val="22"/>
-          <w:szCs w:val="22"/>
-          <w:lang w:val="en-US"/>
-        </w:rPr>
         <w:t>[[Doc. No.]]</w:t>
       </w:r>
       <w:r>
@@ -802,28 +801,6 @@
           <w:szCs w:val="22"/>
           <w:lang w:val="en-US"/>
         </w:rPr>
-        <w:t>Page No.</w:t>
-      </w:r>
-      <w:r>
-        <w:rPr>
-          <w:rFonts w:hint="default" w:ascii="Calibri" w:hAnsi="Calibri" w:cs="Calibri"/>
-          <w:b w:val="0"/>
-          <w:bCs w:val="0"/>
-          <w:sz w:val="22"/>
-          <w:szCs w:val="22"/>
-          <w:lang w:val="en-US"/>
-        </w:rPr>
-        <w:tab/>
-      </w:r>
-      <w:r>
-        <w:rPr>
-          <w:rFonts w:hint="default" w:ascii="Calibri" w:hAnsi="Calibri" w:cs="Calibri"/>
-          <w:b w:val="0"/>
-          <w:bCs w:val="0"/>
-          <w:sz w:val="22"/>
-          <w:szCs w:val="22"/>
-          <w:lang w:val="en-US"/>
-        </w:rPr>
         <w:t>[[Page No.]]</w:t>
       </w:r>
     </w:p>
@@ -849,28 +826,6 @@
           <w:szCs w:val="22"/>
           <w:lang w:val="en-US"/>
         </w:rPr>
-        <w:t>Book No.</w:t>
-      </w:r>
-      <w:r>
-        <w:rPr>
-          <w:rFonts w:hint="default" w:ascii="Calibri" w:hAnsi="Calibri" w:cs="Calibri"/>
-          <w:b w:val="0"/>
-          <w:bCs w:val="0"/>
-          <w:sz w:val="22"/>
-          <w:szCs w:val="22"/>
-          <w:lang w:val="en-US"/>
-        </w:rPr>
-        <w:tab/>
-      </w:r>
-      <w:r>
-        <w:rPr>
-          <w:rFonts w:hint="default" w:ascii="Calibri" w:hAnsi="Calibri" w:cs="Calibri"/>
-          <w:b w:val="0"/>
-          <w:bCs w:val="0"/>
-          <w:sz w:val="22"/>
-          <w:szCs w:val="22"/>
-          <w:lang w:val="en-US"/>
-        </w:rPr>
         <w:t>[[Book No.]]</w:t>
       </w:r>
     </w:p>
@@ -896,30 +851,165 @@
           <w:szCs w:val="22"/>
           <w:lang w:val="en-US"/>
         </w:rPr>
-        <w:t>Series of [[Year]].</w:t>
-      </w:r>
-    </w:p>
-    <w:p>
-      <w:pPr>
-        <w:spacing w:line="360" w:lineRule="auto"/>
-        <w:jc w:val="both"/>
-        <w:rPr>
-          <w:rFonts w:hint="default" w:ascii="Calibri" w:hAnsi="Calibri" w:cs="Calibri"/>
-          <w:sz w:val="22"/>
-          <w:szCs w:val="22"/>
-          <w:lang w:val="en-US"/>
-        </w:rPr>
-      </w:pPr>
-    </w:p>
-    <w:p>
-      <w:pPr>
-        <w:rPr>
-          <w:rFonts w:hint="default" w:ascii="Calibri" w:hAnsi="Calibri" w:cs="Calibri"/>
-          <w:sz w:val="22"/>
-          <w:szCs w:val="22"/>
-          <w:lang w:val="en-US"/>
-        </w:rPr>
-      </w:pPr>
+        <w:t>[[Year]].</w:t>
+      </w:r>
+    </w:p>
+    <w:p>
+      <w:pPr>
+        <w:spacing w:line="360" w:lineRule="auto"/>
+        <w:jc w:val="both"/>
+        <w:rPr>
+          <w:rFonts w:hint="default" w:ascii="Calibri" w:hAnsi="Calibri" w:cs="Calibri"/>
+          <w:sz w:val="22"/>
+          <w:szCs w:val="22"/>
+          <w:lang w:val="en-US"/>
+        </w:rPr>
+      </w:pPr>
+    </w:p>
+    <w:p>
+      <w:pPr>
+        <w:rPr>
+          <w:rFonts w:hint="default" w:ascii="Calibri" w:hAnsi="Calibri" w:cs="Calibri"/>
+          <w:sz w:val="22"/>
+          <w:szCs w:val="22"/>
+          <w:lang w:val="en-US"/>
+        </w:rPr>
+      </w:pPr>
+      <w:bookmarkStart w:id="0" w:name="_GoBack"/>
+      <w:bookmarkEnd w:id="0"/>
+      <w:r>
+        <w:rPr>
+          <w:rFonts w:hint="default" w:ascii="Calibri" w:hAnsi="Calibri" w:cs="Calibri"/>
+          <w:sz w:val="22"/>
+          <w:szCs w:val="22"/>
+        </w:rPr>
+        <mc:AlternateContent>
+          <mc:Choice Requires="wps">
+            <w:drawing>
+              <wp:anchor distT="0" distB="0" distL="114300" distR="114300" simplePos="0" relativeHeight="251661312" behindDoc="1" locked="0" layoutInCell="1" allowOverlap="1">
+                <wp:simplePos x="0" y="0"/>
+                <wp:positionH relativeFrom="column">
+                  <wp:posOffset>3116580</wp:posOffset>
+                </wp:positionH>
+                <wp:positionV relativeFrom="paragraph">
+                  <wp:posOffset>452755</wp:posOffset>
+                </wp:positionV>
+                <wp:extent cx="1913890" cy="1275715"/>
+                <wp:effectExtent l="0" t="0" r="10160" b="635"/>
+                <wp:wrapTight wrapText="bothSides">
+                  <wp:wrapPolygon>
+                    <wp:start x="0" y="0"/>
+                    <wp:lineTo x="0" y="21288"/>
+                    <wp:lineTo x="21285" y="21288"/>
+                    <wp:lineTo x="21285" y="0"/>
+                    <wp:lineTo x="0" y="0"/>
+                  </wp:wrapPolygon>
+                </wp:wrapTight>
+                <wp:docPr id="1" name="Text Box 1"/>
+                <wp:cNvGraphicFramePr/>
+                <a:graphic xmlns:a="http://schemas.openxmlformats.org/drawingml/2006/main">
+                  <a:graphicData uri="http://schemas.microsoft.com/office/word/2010/wordprocessingShape">
+                    <wps:wsp>
+                      <wps:cNvSpPr txBox="1"/>
+                      <wps:spPr>
+                        <a:xfrm>
+                          <a:off x="0" y="0"/>
+                          <a:ext cx="1913890" cy="1275715"/>
+                        </a:xfrm>
+                        <a:prstGeom prst="rect">
+                          <a:avLst/>
+                        </a:prstGeom>
+                        <a:solidFill>
+                          <a:schemeClr val="lt1"/>
+                        </a:solidFill>
+                        <a:ln w="6350">
+                          <a:noFill/>
+                        </a:ln>
+                      </wps:spPr>
+                      <wps:style>
+                        <a:lnRef idx="0">
+                          <a:schemeClr val="accent1"/>
+                        </a:lnRef>
+                        <a:fillRef idx="0">
+                          <a:schemeClr val="accent1"/>
+                        </a:fillRef>
+                        <a:effectRef idx="0">
+                          <a:schemeClr val="accent1"/>
+                        </a:effectRef>
+                        <a:fontRef idx="minor">
+                          <a:schemeClr val="dk1"/>
+                        </a:fontRef>
+                      </wps:style>
+                      <wps:txbx>
+                        <w:txbxContent>
+                          <w:p>
+                            <w:pPr>
+                              <w:jc w:val="center"/>
+                              <w:rPr>
+                                <w:rFonts w:hint="default" w:ascii="Arial" w:hAnsi="Arial" w:cs="Arial"/>
+                                <w:sz w:val="28"/>
+                                <w:szCs w:val="28"/>
+                                <w:lang w:val="en-US"/>
+                              </w:rPr>
+                            </w:pPr>
+                            <w:r>
+                              <w:rPr>
+                                <w:rFonts w:hint="default" w:ascii="Arial" w:hAnsi="Arial" w:cs="Arial"/>
+                                <w:sz w:val="28"/>
+                                <w:szCs w:val="28"/>
+                                <w:lang w:val="en-US"/>
+                              </w:rPr>
+                              <w:t>[[Notary]]</w:t>
+                            </w:r>
+                          </w:p>
+                        </w:txbxContent>
+                      </wps:txbx>
+                      <wps:bodyPr rot="0" spcFirstLastPara="0" vertOverflow="overflow" horzOverflow="overflow" vert="horz" wrap="square" lIns="91440" tIns="45720" rIns="91440" bIns="45720" numCol="1" spcCol="0" rtlCol="0" fromWordArt="0" anchor="t" anchorCtr="0" forceAA="0" compatLnSpc="1">
+                        <a:noAutofit/>
+                      </wps:bodyPr>
+                    </wps:wsp>
+                  </a:graphicData>
+                </a:graphic>
+              </wp:anchor>
+            </w:drawing>
+          </mc:Choice>
+          <mc:Fallback>
+            <w:pict>
+              <v:shape id="_x0000_s1026" o:spid="_x0000_s1026" o:spt="202" type="#_x0000_t202" style="position:absolute;left:0pt;margin-left:245.4pt;margin-top:35.65pt;height:100.45pt;width:150.7pt;mso-wrap-distance-left:9pt;mso-wrap-distance-right:9pt;z-index:-251655168;mso-width-relative:page;mso-height-relative:page;" fillcolor="#FFFFFF [3201]" filled="t" stroked="f" coordsize="21600,21600" wrapcoords="0 0 0 21288 21285 21288 21285 0 0 0" o:gfxdata="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">
+                <v:fill on="t" focussize="0,0"/>
+                <v:stroke on="f" weight="0.5pt"/>
+                <v:imagedata o:title=""/>
+                <o:lock v:ext="edit" aspectratio="f"/>
+                <v:textbox>
+                  <w:txbxContent>
+                    <w:p>
+                      <w:pPr>
+                        <w:jc w:val="center"/>
+                        <w:rPr>
+                          <w:rFonts w:hint="default" w:ascii="Arial" w:hAnsi="Arial" w:cs="Arial"/>
+                          <w:sz w:val="28"/>
+                          <w:szCs w:val="28"/>
+                          <w:lang w:val="en-US"/>
+                        </w:rPr>
+                      </w:pPr>
+                      <w:r>
+                        <w:rPr>
+                          <w:rFonts w:hint="default" w:ascii="Arial" w:hAnsi="Arial" w:cs="Arial"/>
+                          <w:sz w:val="28"/>
+                          <w:szCs w:val="28"/>
+                          <w:lang w:val="en-US"/>
+                        </w:rPr>
+                        <w:t>[[Notary]]</w:t>
+                      </w:r>
+                    </w:p>
+                  </w:txbxContent>
+                </v:textbox>
+                <w10:wrap type="tight"/>
+              </v:shape>
+            </w:pict>
+          </mc:Fallback>
+        </mc:AlternateContent>
+      </w:r>
       <w:r>
         <w:rPr>
           <w:rFonts w:hint="default" w:ascii="Calibri" w:hAnsi="Calibri" w:cs="Calibri"/>
@@ -1166,6 +1256,7 @@
       </w:r>
     </w:p>
     <w:sectPr>
+      <w:type w:val="continuous"/>
       <w:pgSz w:w="12240" w:h="20160"/>
       <w:pgMar w:top="1800" w:right="1800" w:bottom="1440" w:left="1440" w:header="720" w:footer="720" w:gutter="0"/>
       <w:cols w:space="720" w:num="1"/>
@@ -1716,7 +1807,10 @@
 
 <file path=customXml/item1.xml><?xml version="1.0" encoding="utf-8"?>
 <s:customData xmlns="http://www.wps.cn/officeDocument/2013/wpsCustomData" xmlns:s="http://www.wps.cn/officeDocument/2013/wpsCustomData">
-  <customSectProps/>
+  <customSectProps>
+    <customSectPr/>
+    <customSectPr/>
+  </customSectProps>
   <customShpExts>
     <customShpInfo spid="_x0000_s1026" textRotate="1"/>
   </customShpExts>

--- a/resources/templates/Sterling_CAR_Template.docx
+++ b/resources/templates/Sterling_CAR_Template.docx
@@ -13,6 +13,15 @@
           <w:lang w:val="en-US"/>
         </w:rPr>
       </w:pPr>
+      <w:r>
+        <w:rPr>
+          <w:rFonts w:hint="default" w:ascii="Calibri" w:hAnsi="Calibri" w:cs="Calibri"/>
+          <w:sz w:val="22"/>
+          <w:szCs w:val="22"/>
+          <w:lang w:val="en-US"/>
+        </w:rPr>
+        <w:t>[[Date]]</w:t>
+      </w:r>
     </w:p>
     <w:p>
       <w:pPr>
@@ -25,31 +34,10 @@
           <w:lang w:val="en-US"/>
         </w:rPr>
       </w:pPr>
-      <w:r>
-        <w:rPr>
-          <w:rFonts w:hint="default" w:ascii="Calibri" w:hAnsi="Calibri" w:cs="Calibri"/>
-          <w:sz w:val="22"/>
-          <w:szCs w:val="22"/>
-          <w:lang w:val="en-US"/>
-        </w:rPr>
-        <w:t>[[Date]]</w:t>
-      </w:r>
-    </w:p>
-    <w:p>
-      <w:pPr>
-        <w:spacing w:line="360" w:lineRule="auto"/>
-        <w:jc w:val="both"/>
-        <w:rPr>
-          <w:rFonts w:hint="default" w:ascii="Calibri" w:hAnsi="Calibri" w:cs="Calibri"/>
-          <w:sz w:val="22"/>
-          <w:szCs w:val="22"/>
-          <w:lang w:val="en-US"/>
-        </w:rPr>
-      </w:pPr>
-    </w:p>
-    <w:p>
-      <w:pPr>
-        <w:spacing w:line="360" w:lineRule="auto"/>
+    </w:p>
+    <w:p>
+      <w:pPr>
+        <w:spacing w:line="240" w:lineRule="auto"/>
         <w:jc w:val="both"/>
         <w:rPr>
           <w:rFonts w:hint="default" w:ascii="Calibri" w:hAnsi="Calibri" w:cs="Calibri"/>
@@ -75,15 +63,6 @@
           <w:lang w:val="en-US"/>
         </w:rPr>
         <w:br w:type="textWrapping"/>
-      </w:r>
-      <w:r>
-        <w:rPr>
-          <w:rFonts w:hint="default" w:ascii="Calibri" w:hAnsi="Calibri" w:cs="Calibri"/>
-          <w:sz w:val="22"/>
-          <w:szCs w:val="22"/>
-          <w:lang w:val="en-US"/>
-        </w:rPr>
-        <w:t>[[</w:t>
       </w:r>
       <w:r>
         <w:rPr>
@@ -94,16 +73,7 @@
           <w:szCs w:val="22"/>
           <w:lang w:val="en-US"/>
         </w:rPr>
-        <w:t>Obligee</w:t>
-      </w:r>
-      <w:r>
-        <w:rPr>
-          <w:rFonts w:hint="default" w:ascii="Calibri" w:hAnsi="Calibri" w:cs="Calibri"/>
-          <w:sz w:val="22"/>
-          <w:szCs w:val="22"/>
-          <w:lang w:val="en-US"/>
-        </w:rPr>
-        <w:t>]]</w:t>
+        <w:t>[[Obligee]]</w:t>
       </w:r>
       <w:r>
         <w:rPr>
@@ -144,6 +114,39 @@
     </w:p>
     <w:p>
       <w:pPr>
+        <w:spacing w:line="240" w:lineRule="auto"/>
+        <w:jc w:val="both"/>
+        <w:rPr>
+          <w:rFonts w:hint="default" w:ascii="Calibri" w:hAnsi="Calibri" w:cs="Calibri"/>
+          <w:sz w:val="22"/>
+          <w:szCs w:val="22"/>
+          <w:lang w:val="en-US"/>
+        </w:rPr>
+      </w:pPr>
+      <w:r>
+        <w:rPr>
+          <w:rFonts w:hint="default" w:ascii="Calibri" w:hAnsi="Calibri" w:cs="Calibri"/>
+          <w:sz w:val="22"/>
+          <w:szCs w:val="22"/>
+          <w:lang w:val="en-US"/>
+        </w:rPr>
+        <w:t>[[Address line 3]]</w:t>
+      </w:r>
+    </w:p>
+    <w:p>
+      <w:pPr>
+        <w:spacing w:line="240" w:lineRule="auto"/>
+        <w:jc w:val="both"/>
+        <w:rPr>
+          <w:rFonts w:hint="default" w:ascii="Calibri" w:hAnsi="Calibri" w:cs="Calibri"/>
+          <w:sz w:val="22"/>
+          <w:szCs w:val="22"/>
+          <w:lang w:val="en-US"/>
+        </w:rPr>
+      </w:pPr>
+    </w:p>
+    <w:p>
+      <w:pPr>
         <w:spacing w:line="360" w:lineRule="auto"/>
         <w:jc w:val="both"/>
         <w:rPr>
@@ -160,51 +163,6 @@
           <w:szCs w:val="22"/>
           <w:lang w:val="en-US"/>
         </w:rPr>
-        <w:t>[[Address line 3]]</w:t>
-      </w:r>
-    </w:p>
-    <w:p>
-      <w:pPr>
-        <w:spacing w:line="360" w:lineRule="auto"/>
-        <w:jc w:val="both"/>
-        <w:rPr>
-          <w:rFonts w:hint="default" w:ascii="Calibri" w:hAnsi="Calibri" w:cs="Calibri"/>
-          <w:sz w:val="22"/>
-          <w:szCs w:val="22"/>
-          <w:lang w:val="en-US"/>
-        </w:rPr>
-      </w:pPr>
-    </w:p>
-    <w:p>
-      <w:pPr>
-        <w:spacing w:line="360" w:lineRule="auto"/>
-        <w:jc w:val="both"/>
-        <w:rPr>
-          <w:rFonts w:hint="default" w:ascii="Calibri" w:hAnsi="Calibri" w:cs="Calibri"/>
-          <w:sz w:val="22"/>
-          <w:szCs w:val="22"/>
-          <w:lang w:val="en-US"/>
-        </w:rPr>
-      </w:pPr>
-    </w:p>
-    <w:p>
-      <w:pPr>
-        <w:spacing w:line="360" w:lineRule="auto"/>
-        <w:jc w:val="both"/>
-        <w:rPr>
-          <w:rFonts w:hint="default" w:ascii="Calibri" w:hAnsi="Calibri" w:cs="Calibri"/>
-          <w:sz w:val="22"/>
-          <w:szCs w:val="22"/>
-          <w:lang w:val="en-US"/>
-        </w:rPr>
-      </w:pPr>
-      <w:r>
-        <w:rPr>
-          <w:rFonts w:hint="default" w:ascii="Calibri" w:hAnsi="Calibri" w:cs="Calibri"/>
-          <w:sz w:val="22"/>
-          <w:szCs w:val="22"/>
-          <w:lang w:val="en-US"/>
-        </w:rPr>
         <w:t>Attention</w:t>
       </w:r>
       <w:r>
@@ -243,18 +201,6 @@
         </w:rPr>
         <w:t>[[Attention]]</w:t>
       </w:r>
-    </w:p>
-    <w:p>
-      <w:pPr>
-        <w:spacing w:line="360" w:lineRule="auto"/>
-        <w:jc w:val="both"/>
-        <w:rPr>
-          <w:rFonts w:hint="default" w:ascii="Calibri" w:hAnsi="Calibri" w:cs="Calibri"/>
-          <w:sz w:val="22"/>
-          <w:szCs w:val="22"/>
-          <w:lang w:val="en-US"/>
-        </w:rPr>
-      </w:pPr>
     </w:p>
     <w:p>
       <w:pPr>
@@ -525,7 +471,7 @@
     </w:p>
     <w:p>
       <w:pPr>
-        <w:spacing w:line="360" w:lineRule="auto"/>
+        <w:spacing w:line="240" w:lineRule="auto"/>
         <w:jc w:val="both"/>
         <w:rPr>
           <w:rFonts w:hint="default" w:ascii="Calibri" w:hAnsi="Calibri" w:cs="Calibri"/>
@@ -664,20 +610,6 @@
     </w:p>
     <w:p>
       <w:pPr>
-        <w:spacing w:line="360" w:lineRule="auto"/>
-        <w:jc w:val="both"/>
-        <w:rPr>
-          <w:rFonts w:hint="default" w:ascii="Calibri" w:hAnsi="Calibri" w:cs="Calibri"/>
-          <w:b w:val="0"/>
-          <w:bCs w:val="0"/>
-          <w:sz w:val="22"/>
-          <w:szCs w:val="22"/>
-          <w:lang w:val="en-US"/>
-        </w:rPr>
-      </w:pPr>
-    </w:p>
-    <w:p>
-      <w:pPr>
         <w:spacing w:line="240" w:lineRule="auto"/>
         <w:jc w:val="both"/>
         <w:rPr>
@@ -745,16 +677,89 @@
           <w:szCs w:val="22"/>
           <w:lang w:val="en-US"/>
         </w:rPr>
-        <w:t>[[Jurat bold]]</w:t>
-      </w:r>
-      <w:r>
-        <w:rPr>
-          <w:rFonts w:hint="default" w:ascii="Calibri" w:hAnsi="Calibri" w:cs="Calibri"/>
-          <w:sz w:val="22"/>
-          <w:szCs w:val="22"/>
-          <w:lang w:val="en-US"/>
-        </w:rPr>
-        <w:t xml:space="preserve"> [[Jurat rest]]</w:t>
+        <w:t xml:space="preserve">[[Jurat bold]] </w:t>
+      </w:r>
+      <w:r>
+        <w:rPr>
+          <w:rFonts w:hint="default" w:ascii="Calibri" w:hAnsi="Calibri" w:cs="Calibri"/>
+          <w:b w:val="0"/>
+          <w:bCs w:val="0"/>
+          <w:sz w:val="22"/>
+          <w:szCs w:val="22"/>
+          <w:lang w:val="en-US"/>
+        </w:rPr>
+        <w:t>[[Jurat before date]]</w:t>
+      </w:r>
+      <w:r>
+        <w:rPr>
+          <w:rFonts w:hint="default" w:ascii="Calibri" w:hAnsi="Calibri" w:cs="Calibri"/>
+          <w:sz w:val="22"/>
+          <w:szCs w:val="22"/>
+          <w:lang w:val="en-US"/>
+        </w:rPr>
+        <w:t xml:space="preserve"> </w:t>
+      </w:r>
+      <w:r>
+        <w:rPr>
+          <w:rFonts w:hint="default" w:ascii="Calibri" w:hAnsi="Calibri" w:cs="Calibri"/>
+          <w:b/>
+          <w:bCs/>
+          <w:sz w:val="22"/>
+          <w:szCs w:val="22"/>
+          <w:lang w:val="en-US"/>
+        </w:rPr>
+        <w:t xml:space="preserve">[[Date in words]] </w:t>
+      </w:r>
+      <w:r>
+        <w:rPr>
+          <w:rFonts w:hint="default" w:ascii="Calibri" w:hAnsi="Calibri" w:cs="Calibri"/>
+          <w:b w:val="0"/>
+          <w:bCs w:val="0"/>
+          <w:sz w:val="22"/>
+          <w:szCs w:val="22"/>
+          <w:lang w:val="en-US"/>
+        </w:rPr>
+        <w:t>[[Jurat before city]]</w:t>
+      </w:r>
+      <w:r>
+        <w:rPr>
+          <w:rFonts w:hint="default" w:ascii="Calibri" w:hAnsi="Calibri" w:cs="Calibri"/>
+          <w:b/>
+          <w:bCs/>
+          <w:sz w:val="22"/>
+          <w:szCs w:val="22"/>
+          <w:lang w:val="en-US"/>
+        </w:rPr>
+        <w:t xml:space="preserve"> [[City of Makati]]</w:t>
+      </w:r>
+      <w:r>
+        <w:rPr>
+          <w:rFonts w:hint="default" w:ascii="Calibri" w:hAnsi="Calibri" w:cs="Calibri"/>
+          <w:sz w:val="22"/>
+          <w:szCs w:val="22"/>
+          <w:lang w:val="en-US"/>
+        </w:rPr>
+        <w:t xml:space="preserve"> [[Jurat before tin]] </w:t>
+      </w:r>
+      <w:r>
+        <w:rPr>
+          <w:rFonts w:hint="default" w:ascii="Calibri" w:hAnsi="Calibri" w:cs="Calibri"/>
+          <w:b/>
+          <w:bCs/>
+          <w:sz w:val="22"/>
+          <w:szCs w:val="22"/>
+          <w:lang w:val="en-US"/>
+        </w:rPr>
+        <w:t>[[Tin]]</w:t>
+      </w:r>
+      <w:r>
+        <w:rPr>
+          <w:rFonts w:hint="default" w:ascii="Calibri" w:hAnsi="Calibri" w:cs="Calibri"/>
+          <w:sz w:val="22"/>
+          <w:szCs w:val="22"/>
+          <w:lang w:val="en-US"/>
+        </w:rPr>
+        <w:t xml:space="preserve"> [[Jurat after tin]]</w:t>
       </w:r>
     </w:p>
     <w:p>
@@ -770,113 +775,6 @@
           <w:lang w:val="en-US"/>
         </w:rPr>
       </w:pPr>
-      <w:r>
-        <w:rPr>
-          <w:rFonts w:hint="default" w:ascii="Calibri" w:hAnsi="Calibri" w:cs="Calibri"/>
-          <w:b w:val="0"/>
-          <w:bCs w:val="0"/>
-          <w:sz w:val="22"/>
-          <w:szCs w:val="22"/>
-          <w:lang w:val="en-US"/>
-        </w:rPr>
-        <w:t>[[Doc. No.]]</w:t>
-      </w:r>
-      <w:r>
-        <w:rPr>
-          <w:rFonts w:hint="default" w:ascii="Calibri" w:hAnsi="Calibri" w:cs="Calibri"/>
-          <w:b w:val="0"/>
-          <w:bCs w:val="0"/>
-          <w:sz w:val="22"/>
-          <w:szCs w:val="22"/>
-          <w:lang w:val="en-US"/>
-        </w:rPr>
-        <w:br w:type="textWrapping"/>
-      </w:r>
-      <w:r>
-        <w:rPr>
-          <w:rFonts w:hint="default" w:ascii="Calibri" w:hAnsi="Calibri" w:cs="Calibri"/>
-          <w:b w:val="0"/>
-          <w:bCs w:val="0"/>
-          <w:sz w:val="22"/>
-          <w:szCs w:val="22"/>
-          <w:lang w:val="en-US"/>
-        </w:rPr>
-        <w:t>[[Page No.]]</w:t>
-      </w:r>
-    </w:p>
-    <w:p>
-      <w:pPr>
-        <w:spacing w:line="240" w:lineRule="auto"/>
-        <w:jc w:val="both"/>
-        <w:rPr>
-          <w:rFonts w:hint="default" w:ascii="Calibri" w:hAnsi="Calibri" w:cs="Calibri"/>
-          <w:b w:val="0"/>
-          <w:bCs w:val="0"/>
-          <w:sz w:val="22"/>
-          <w:szCs w:val="22"/>
-          <w:lang w:val="en-US"/>
-        </w:rPr>
-      </w:pPr>
-      <w:r>
-        <w:rPr>
-          <w:rFonts w:hint="default" w:ascii="Calibri" w:hAnsi="Calibri" w:cs="Calibri"/>
-          <w:b w:val="0"/>
-          <w:bCs w:val="0"/>
-          <w:sz w:val="22"/>
-          <w:szCs w:val="22"/>
-          <w:lang w:val="en-US"/>
-        </w:rPr>
-        <w:t>[[Book No.]]</w:t>
-      </w:r>
-    </w:p>
-    <w:p>
-      <w:pPr>
-        <w:spacing w:line="360" w:lineRule="auto"/>
-        <w:jc w:val="both"/>
-        <w:rPr>
-          <w:rFonts w:hint="default" w:ascii="Calibri" w:hAnsi="Calibri" w:cs="Calibri"/>
-          <w:b w:val="0"/>
-          <w:bCs w:val="0"/>
-          <w:sz w:val="22"/>
-          <w:szCs w:val="22"/>
-          <w:lang w:val="en-US"/>
-        </w:rPr>
-      </w:pPr>
-      <w:r>
-        <w:rPr>
-          <w:rFonts w:hint="default" w:ascii="Calibri" w:hAnsi="Calibri" w:cs="Calibri"/>
-          <w:b w:val="0"/>
-          <w:bCs w:val="0"/>
-          <w:sz w:val="22"/>
-          <w:szCs w:val="22"/>
-          <w:lang w:val="en-US"/>
-        </w:rPr>
-        <w:t>[[Year]].</w:t>
-      </w:r>
-    </w:p>
-    <w:p>
-      <w:pPr>
-        <w:spacing w:line="360" w:lineRule="auto"/>
-        <w:jc w:val="both"/>
-        <w:rPr>
-          <w:rFonts w:hint="default" w:ascii="Calibri" w:hAnsi="Calibri" w:cs="Calibri"/>
-          <w:sz w:val="22"/>
-          <w:szCs w:val="22"/>
-          <w:lang w:val="en-US"/>
-        </w:rPr>
-      </w:pPr>
-    </w:p>
-    <w:p>
-      <w:pPr>
-        <w:rPr>
-          <w:rFonts w:hint="default" w:ascii="Calibri" w:hAnsi="Calibri" w:cs="Calibri"/>
-          <w:sz w:val="22"/>
-          <w:szCs w:val="22"/>
-          <w:lang w:val="en-US"/>
-        </w:rPr>
-      </w:pPr>
-      <w:bookmarkStart w:id="0" w:name="_GoBack"/>
-      <w:bookmarkEnd w:id="0"/>
       <w:r>
         <w:rPr>
           <w:rFonts w:hint="default" w:ascii="Calibri" w:hAnsi="Calibri" w:cs="Calibri"/>
@@ -886,13 +784,135 @@
         <mc:AlternateContent>
           <mc:Choice Requires="wps">
             <w:drawing>
-              <wp:anchor distT="0" distB="0" distL="114300" distR="114300" simplePos="0" relativeHeight="251661312" behindDoc="1" locked="0" layoutInCell="1" allowOverlap="1">
+              <wp:anchor distT="0" distB="0" distL="114300" distR="114300" simplePos="0" relativeHeight="251660288" behindDoc="0" locked="0" layoutInCell="1" allowOverlap="1">
                 <wp:simplePos x="0" y="0"/>
                 <wp:positionH relativeFrom="column">
-                  <wp:posOffset>3116580</wp:posOffset>
+                  <wp:posOffset>5259705</wp:posOffset>
                 </wp:positionH>
                 <wp:positionV relativeFrom="paragraph">
-                  <wp:posOffset>452755</wp:posOffset>
+                  <wp:posOffset>146050</wp:posOffset>
+                </wp:positionV>
+                <wp:extent cx="1149350" cy="1007110"/>
+                <wp:effectExtent l="0" t="0" r="12700" b="2540"/>
+                <wp:wrapNone/>
+                <wp:docPr id="3" name="Text Box 3"/>
+                <wp:cNvGraphicFramePr/>
+                <a:graphic xmlns:a="http://schemas.openxmlformats.org/drawingml/2006/main">
+                  <a:graphicData uri="http://schemas.microsoft.com/office/word/2010/wordprocessingShape">
+                    <wps:wsp>
+                      <wps:cNvSpPr txBox="1"/>
+                      <wps:spPr>
+                        <a:xfrm>
+                          <a:off x="0" y="0"/>
+                          <a:ext cx="1149350" cy="1007110"/>
+                        </a:xfrm>
+                        <a:prstGeom prst="rect">
+                          <a:avLst/>
+                        </a:prstGeom>
+                        <a:solidFill>
+                          <a:schemeClr val="lt1"/>
+                        </a:solidFill>
+                        <a:ln w="6350">
+                          <a:noFill/>
+                        </a:ln>
+                      </wps:spPr>
+                      <wps:style>
+                        <a:lnRef idx="0">
+                          <a:schemeClr val="accent1"/>
+                        </a:lnRef>
+                        <a:fillRef idx="0">
+                          <a:schemeClr val="accent1"/>
+                        </a:fillRef>
+                        <a:effectRef idx="0">
+                          <a:schemeClr val="accent1"/>
+                        </a:effectRef>
+                        <a:fontRef idx="minor">
+                          <a:schemeClr val="dk1"/>
+                        </a:fontRef>
+                      </wps:style>
+                      <wps:txbx>
+                        <w:txbxContent>
+                          <w:p>
+                            <w:pPr>
+                              <w:rPr>
+                                <w:rFonts w:hint="default" w:ascii="Arial" w:hAnsi="Arial" w:cs="Arial"/>
+                                <w:sz w:val="24"/>
+                                <w:szCs w:val="24"/>
+                                <w:lang w:val="en-US"/>
+                              </w:rPr>
+                            </w:pPr>
+                            <w:r>
+                              <w:rPr>
+                                <w:rFonts w:hint="default" w:ascii="Arial" w:hAnsi="Arial" w:cs="Arial"/>
+                                <w:sz w:val="24"/>
+                                <w:szCs w:val="24"/>
+                                <w:lang w:val="en-US"/>
+                              </w:rPr>
+                              <w:t>[[QR]]</w:t>
+                            </w:r>
+                          </w:p>
+                        </w:txbxContent>
+                      </wps:txbx>
+                      <wps:bodyPr rot="0" spcFirstLastPara="0" vertOverflow="overflow" horzOverflow="overflow" vert="horz" wrap="square" lIns="91440" tIns="45720" rIns="91440" bIns="45720" numCol="1" spcCol="0" rtlCol="0" fromWordArt="0" anchor="t" anchorCtr="0" forceAA="0" compatLnSpc="1">
+                        <a:noAutofit/>
+                      </wps:bodyPr>
+                    </wps:wsp>
+                  </a:graphicData>
+                </a:graphic>
+              </wp:anchor>
+            </w:drawing>
+          </mc:Choice>
+          <mc:Fallback>
+            <w:pict>
+              <v:shape id="_x0000_s1026" o:spid="_x0000_s1026" o:spt="202" type="#_x0000_t202" style="position:absolute;left:0pt;margin-left:414.15pt;margin-top:11.5pt;height:79.3pt;width:90.5pt;z-index:251660288;mso-width-relative:page;mso-height-relative:page;" fillcolor="#FFFFFF [3201]" filled="t" stroked="f" coordsize="21600,21600" o:gfxdata="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">
+                <v:fill on="t" focussize="0,0"/>
+                <v:stroke on="f" weight="0.5pt"/>
+                <v:imagedata o:title=""/>
+                <o:lock v:ext="edit" aspectratio="f"/>
+                <v:textbox>
+                  <w:txbxContent>
+                    <w:p>
+                      <w:pPr>
+                        <w:rPr>
+                          <w:rFonts w:hint="default" w:ascii="Arial" w:hAnsi="Arial" w:cs="Arial"/>
+                          <w:sz w:val="24"/>
+                          <w:szCs w:val="24"/>
+                          <w:lang w:val="en-US"/>
+                        </w:rPr>
+                      </w:pPr>
+                      <w:r>
+                        <w:rPr>
+                          <w:rFonts w:hint="default" w:ascii="Arial" w:hAnsi="Arial" w:cs="Arial"/>
+                          <w:sz w:val="24"/>
+                          <w:szCs w:val="24"/>
+                          <w:lang w:val="en-US"/>
+                        </w:rPr>
+                        <w:t>[[QR]]</w:t>
+                      </w:r>
+                    </w:p>
+                  </w:txbxContent>
+                </v:textbox>
+              </v:shape>
+            </w:pict>
+          </mc:Fallback>
+        </mc:AlternateContent>
+      </w:r>
+      <w:r>
+        <w:rPr>
+          <w:rFonts w:hint="default" w:ascii="Calibri" w:hAnsi="Calibri" w:cs="Calibri"/>
+          <w:sz w:val="22"/>
+          <w:szCs w:val="22"/>
+        </w:rPr>
+        <mc:AlternateContent>
+          <mc:Choice Requires="wps">
+            <w:drawing>
+              <wp:anchor distT="0" distB="0" distL="114300" distR="114300" simplePos="0" relativeHeight="251659264" behindDoc="1" locked="0" layoutInCell="1" allowOverlap="1">
+                <wp:simplePos x="0" y="0"/>
+                <wp:positionH relativeFrom="column">
+                  <wp:posOffset>1390650</wp:posOffset>
+                </wp:positionH>
+                <wp:positionV relativeFrom="paragraph">
+                  <wp:posOffset>170815</wp:posOffset>
                 </wp:positionV>
                 <wp:extent cx="1913890" cy="1275715"/>
                 <wp:effectExtent l="0" t="0" r="10160" b="635"/>
@@ -975,7 +995,7 @@
           </mc:Choice>
           <mc:Fallback>
             <w:pict>
-              <v:shape id="_x0000_s1026" o:spid="_x0000_s1026" o:spt="202" type="#_x0000_t202" style="position:absolute;left:0pt;margin-left:245.4pt;margin-top:35.65pt;height:100.45pt;width:150.7pt;mso-wrap-distance-left:9pt;mso-wrap-distance-right:9pt;z-index:-251655168;mso-width-relative:page;mso-height-relative:page;" fillcolor="#FFFFFF [3201]" filled="t" stroked="f" coordsize="21600,21600" wrapcoords="0 0 0 21288 21285 21288 21285 0 0 0" o:gfxdata="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">
+              <v:shape id="_x0000_s1026" o:spid="_x0000_s1026" o:spt="202" type="#_x0000_t202" style="position:absolute;left:0pt;margin-left:109.5pt;margin-top:13.45pt;height:100.45pt;width:150.7pt;mso-wrap-distance-left:9pt;mso-wrap-distance-right:9pt;z-index:-251657216;mso-width-relative:page;mso-height-relative:page;" fillcolor="#FFFFFF [3201]" filled="t" stroked="f" coordsize="21600,21600" wrapcoords="0 0 0 21288 21285 21288 21285 0 0 0" o:gfxdata="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">
                 <v:fill on="t" focussize="0,0"/>
                 <v:stroke on="f" weight="0.5pt"/>
                 <v:imagedata o:title=""/>
@@ -1013,24 +1033,121 @@
       <w:r>
         <w:rPr>
           <w:rFonts w:hint="default" w:ascii="Calibri" w:hAnsi="Calibri" w:cs="Calibri"/>
+          <w:b w:val="0"/>
+          <w:bCs w:val="0"/>
+          <w:sz w:val="22"/>
+          <w:szCs w:val="22"/>
+          <w:lang w:val="en-US"/>
+        </w:rPr>
+        <w:t>[[Doc. No.]]</w:t>
+      </w:r>
+      <w:r>
+        <w:rPr>
+          <w:rFonts w:hint="default" w:ascii="Calibri" w:hAnsi="Calibri" w:cs="Calibri"/>
+          <w:b w:val="0"/>
+          <w:bCs w:val="0"/>
+          <w:sz w:val="22"/>
+          <w:szCs w:val="22"/>
+          <w:lang w:val="en-US"/>
+        </w:rPr>
+        <w:br w:type="textWrapping"/>
+      </w:r>
+      <w:r>
+        <w:rPr>
+          <w:rFonts w:hint="default" w:ascii="Calibri" w:hAnsi="Calibri" w:cs="Calibri"/>
+          <w:b w:val="0"/>
+          <w:bCs w:val="0"/>
+          <w:sz w:val="22"/>
+          <w:szCs w:val="22"/>
+          <w:lang w:val="en-US"/>
+        </w:rPr>
+        <w:t>[[Page No.]]</w:t>
+      </w:r>
+    </w:p>
+    <w:p>
+      <w:pPr>
+        <w:spacing w:line="240" w:lineRule="auto"/>
+        <w:jc w:val="both"/>
+        <w:rPr>
+          <w:rFonts w:hint="default" w:ascii="Calibri" w:hAnsi="Calibri" w:cs="Calibri"/>
+          <w:b w:val="0"/>
+          <w:bCs w:val="0"/>
+          <w:sz w:val="22"/>
+          <w:szCs w:val="22"/>
+          <w:lang w:val="en-US"/>
+        </w:rPr>
+      </w:pPr>
+      <w:r>
+        <w:rPr>
+          <w:rFonts w:hint="default" w:ascii="Calibri" w:hAnsi="Calibri" w:cs="Calibri"/>
+          <w:b w:val="0"/>
+          <w:bCs w:val="0"/>
+          <w:sz w:val="22"/>
+          <w:szCs w:val="22"/>
+          <w:lang w:val="en-US"/>
+        </w:rPr>
+        <w:t>[[Book No.]]</w:t>
+      </w:r>
+    </w:p>
+    <w:p>
+      <w:pPr>
+        <w:spacing w:line="360" w:lineRule="auto"/>
+        <w:jc w:val="both"/>
+        <w:rPr>
+          <w:rFonts w:hint="default" w:ascii="Calibri" w:hAnsi="Calibri" w:cs="Calibri"/>
+          <w:b w:val="0"/>
+          <w:bCs w:val="0"/>
+          <w:sz w:val="22"/>
+          <w:szCs w:val="22"/>
+          <w:lang w:val="en-US"/>
+        </w:rPr>
+      </w:pPr>
+      <w:r>
+        <w:rPr>
+          <w:rFonts w:hint="default" w:ascii="Calibri" w:hAnsi="Calibri" w:cs="Calibri"/>
+          <w:b w:val="0"/>
+          <w:bCs w:val="0"/>
+          <w:sz w:val="22"/>
+          <w:szCs w:val="22"/>
+          <w:lang w:val="en-US"/>
+        </w:rPr>
+        <w:t>[[Series year]].</w:t>
+      </w:r>
+      <w:bookmarkStart w:id="0" w:name="_GoBack"/>
+      <w:bookmarkEnd w:id="0"/>
+    </w:p>
+    <w:p>
+      <w:pPr>
+        <w:spacing w:line="360" w:lineRule="auto"/>
+        <w:jc w:val="both"/>
+        <w:rPr>
+          <w:rFonts w:hint="default" w:ascii="Calibri" w:hAnsi="Calibri" w:cs="Calibri"/>
+          <w:sz w:val="22"/>
+          <w:szCs w:val="22"/>
+          <w:lang w:val="en-US"/>
+        </w:rPr>
+      </w:pPr>
+      <w:r>
+        <w:rPr>
+          <w:rFonts w:hint="default" w:ascii="Calibri" w:hAnsi="Calibri" w:cs="Calibri"/>
           <w:sz w:val="22"/>
           <w:szCs w:val="22"/>
         </w:rPr>
         <mc:AlternateContent>
           <mc:Choice Requires="wps">
             <w:drawing>
-              <wp:anchor distT="0" distB="0" distL="114300" distR="114300" simplePos="0" relativeHeight="251659264" behindDoc="0" locked="0" layoutInCell="1" allowOverlap="1">
+              <wp:anchor distT="0" distB="0" distL="114300" distR="114300" simplePos="0" relativeHeight="251661312" behindDoc="0" locked="0" layoutInCell="1" allowOverlap="1">
                 <wp:simplePos x="0" y="0"/>
                 <wp:positionH relativeFrom="column">
-                  <wp:posOffset>-456565</wp:posOffset>
+                  <wp:posOffset>-148590</wp:posOffset>
                 </wp:positionH>
-                <wp:positionV relativeFrom="page">
-                  <wp:posOffset>11089005</wp:posOffset>
+                <wp:positionV relativeFrom="paragraph">
+                  <wp:posOffset>75565</wp:posOffset>
                 </wp:positionV>
-                <wp:extent cx="1411605" cy="1134110"/>
-                <wp:effectExtent l="0" t="0" r="17145" b="8890"/>
+                <wp:extent cx="1149350" cy="1007110"/>
+                <wp:effectExtent l="0" t="0" r="12700" b="2540"/>
                 <wp:wrapNone/>
-                <wp:docPr id="3" name="Text Box 3"/>
+                <wp:docPr id="2" name="Text Box 2"/>
                 <wp:cNvGraphicFramePr/>
                 <a:graphic xmlns:a="http://schemas.openxmlformats.org/drawingml/2006/main">
                   <a:graphicData uri="http://schemas.microsoft.com/office/word/2010/wordprocessingShape">
@@ -1039,7 +1156,7 @@
                       <wps:spPr>
                         <a:xfrm>
                           <a:off x="0" y="0"/>
-                          <a:ext cx="1411605" cy="1134110"/>
+                          <a:ext cx="1149350" cy="1007110"/>
                         </a:xfrm>
                         <a:prstGeom prst="rect">
                           <a:avLst/>
@@ -1099,7 +1216,7 @@
           </mc:Choice>
           <mc:Fallback>
             <w:pict>
-              <v:shape id="_x0000_s1026" o:spid="_x0000_s1026" o:spt="202" type="#_x0000_t202" style="position:absolute;left:0pt;margin-left:-35.95pt;margin-top:873.15pt;height:89.3pt;width:111.15pt;mso-position-vertical-relative:page;z-index:251659264;mso-width-relative:page;mso-height-relative:page;" fillcolor="#FFFFFF [3201]" filled="t" stroked="f" coordsize="21600,21600" o:gfxdata="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">
+              <v:shape id="_x0000_s1026" o:spid="_x0000_s1026" o:spt="202" type="#_x0000_t202" style="position:absolute;left:0pt;margin-left:-11.7pt;margin-top:5.95pt;height:79.3pt;width:90.5pt;z-index:251661312;mso-width-relative:page;mso-height-relative:page;" fillcolor="#FFFFFF [3201]" filled="t" stroked="f" coordsize="21600,21600" o:gfxdata="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">
                 <v:fill on="t" focussize="0,0"/>
                 <v:stroke on="f" weight="0.5pt"/>
                 <v:imagedata o:title=""/>
@@ -1132,6 +1249,16 @@
           </mc:Fallback>
         </mc:AlternateContent>
       </w:r>
+    </w:p>
+    <w:p>
+      <w:pPr>
+        <w:rPr>
+          <w:rFonts w:hint="default" w:ascii="Calibri" w:hAnsi="Calibri" w:cs="Calibri"/>
+          <w:sz w:val="22"/>
+          <w:szCs w:val="22"/>
+          <w:lang w:val="en-US"/>
+        </w:rPr>
+      </w:pPr>
       <w:r>
         <w:rPr>
           <w:rFonts w:hint="default" w:ascii="Calibri" w:hAnsi="Calibri" w:cs="Calibri"/>
@@ -1141,18 +1268,18 @@
         <mc:AlternateContent>
           <mc:Choice Requires="wps">
             <w:drawing>
-              <wp:anchor distT="0" distB="0" distL="114300" distR="114300" simplePos="0" relativeHeight="251660288" behindDoc="0" locked="0" layoutInCell="1" allowOverlap="1">
+              <wp:anchor distT="0" distB="0" distL="114300" distR="114300" simplePos="0" relativeHeight="251663360" behindDoc="0" locked="0" layoutInCell="1" allowOverlap="1">
                 <wp:simplePos x="0" y="0"/>
                 <wp:positionH relativeFrom="column">
-                  <wp:posOffset>-739775</wp:posOffset>
+                  <wp:posOffset>4418330</wp:posOffset>
                 </wp:positionH>
-                <wp:positionV relativeFrom="page">
-                  <wp:posOffset>12419965</wp:posOffset>
+                <wp:positionV relativeFrom="paragraph">
+                  <wp:posOffset>67310</wp:posOffset>
                 </wp:positionV>
-                <wp:extent cx="6099810" cy="259715"/>
-                <wp:effectExtent l="0" t="0" r="15240" b="6985"/>
+                <wp:extent cx="2396490" cy="295275"/>
+                <wp:effectExtent l="0" t="0" r="3810" b="9525"/>
                 <wp:wrapNone/>
-                <wp:docPr id="2" name="Text Box 2"/>
+                <wp:docPr id="7" name="Text Box 7"/>
                 <wp:cNvGraphicFramePr/>
                 <a:graphic xmlns:a="http://schemas.openxmlformats.org/drawingml/2006/main">
                   <a:graphicData uri="http://schemas.microsoft.com/office/word/2010/wordprocessingShape">
@@ -1161,7 +1288,7 @@
                       <wps:spPr>
                         <a:xfrm>
                           <a:off x="0" y="0"/>
-                          <a:ext cx="6099810" cy="259715"/>
+                          <a:ext cx="2396490" cy="295275"/>
                         </a:xfrm>
                         <a:prstGeom prst="rect">
                           <a:avLst/>
@@ -1192,20 +1319,20 @@
                           <w:p>
                             <w:pPr>
                               <w:rPr>
-                                <w:rFonts w:hint="default" w:ascii="Arial" w:hAnsi="Arial" w:cs="Arial"/>
-                                <w:sz w:val="24"/>
-                                <w:szCs w:val="24"/>
+                                <w:rFonts w:hint="default" w:ascii="Calibri" w:hAnsi="Calibri" w:cs="Calibri"/>
+                                <w:sz w:val="14"/>
+                                <w:szCs w:val="14"/>
                                 <w:lang w:val="en-US"/>
                               </w:rPr>
                             </w:pPr>
                             <w:r>
                               <w:rPr>
-                                <w:rFonts w:hint="default" w:ascii="Arial" w:hAnsi="Arial" w:cs="Arial"/>
-                                <w:sz w:val="24"/>
-                                <w:szCs w:val="24"/>
+                                <w:rFonts w:hint="default" w:ascii="Calibri" w:hAnsi="Calibri" w:cs="Calibri"/>
+                                <w:sz w:val="14"/>
+                                <w:szCs w:val="14"/>
                                 <w:lang w:val="en-US"/>
                               </w:rPr>
-                              <w:t>Confirmation Number: [[Confirmation Number]]</w:t>
+                              <w:t>[[Confirmation Number]]</w:t>
                             </w:r>
                           </w:p>
                         </w:txbxContent>
@@ -1221,7 +1348,7 @@
           </mc:Choice>
           <mc:Fallback>
             <w:pict>
-              <v:shape id="_x0000_s1026" o:spid="_x0000_s1026" o:spt="202" type="#_x0000_t202" style="position:absolute;left:0pt;margin-left:-58.25pt;margin-top:977.95pt;height:20.45pt;width:480.3pt;mso-position-vertical-relative:page;z-index:251660288;mso-width-relative:page;mso-height-relative:page;" fillcolor="#FFFFFF [3201]" filled="t" stroked="f" coordsize="21600,21600" o:gfxdata="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">
+              <v:shape id="_x0000_s1026" o:spid="_x0000_s1026" o:spt="202" type="#_x0000_t202" style="position:absolute;left:0pt;margin-left:347.9pt;margin-top:5.3pt;height:23.25pt;width:188.7pt;z-index:251663360;mso-width-relative:page;mso-height-relative:page;" fillcolor="#FFFFFF [3201]" filled="t" stroked="f" coordsize="21600,21600" o:gfxdata="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">
                 <v:fill on="t" focussize="0,0"/>
                 <v:stroke on="f" weight="0.5pt"/>
                 <v:imagedata o:title=""/>
@@ -1231,20 +1358,142 @@
                     <w:p>
                       <w:pPr>
                         <w:rPr>
-                          <w:rFonts w:hint="default" w:ascii="Arial" w:hAnsi="Arial" w:cs="Arial"/>
-                          <w:sz w:val="24"/>
-                          <w:szCs w:val="24"/>
+                          <w:rFonts w:hint="default" w:ascii="Calibri" w:hAnsi="Calibri" w:cs="Calibri"/>
+                          <w:sz w:val="14"/>
+                          <w:szCs w:val="14"/>
                           <w:lang w:val="en-US"/>
                         </w:rPr>
                       </w:pPr>
                       <w:r>
                         <w:rPr>
-                          <w:rFonts w:hint="default" w:ascii="Arial" w:hAnsi="Arial" w:cs="Arial"/>
-                          <w:sz w:val="24"/>
-                          <w:szCs w:val="24"/>
+                          <w:rFonts w:hint="default" w:ascii="Calibri" w:hAnsi="Calibri" w:cs="Calibri"/>
+                          <w:sz w:val="14"/>
+                          <w:szCs w:val="14"/>
                           <w:lang w:val="en-US"/>
                         </w:rPr>
-                        <w:t>Confirmation Number: [[Confirmation Number]]</w:t>
+                        <w:t>[[Confirmation Number]]</w:t>
+                      </w:r>
+                    </w:p>
+                  </w:txbxContent>
+                </v:textbox>
+              </v:shape>
+            </w:pict>
+          </mc:Fallback>
+        </mc:AlternateContent>
+      </w:r>
+      <w:r>
+        <w:rPr>
+          <w:rFonts w:hint="default" w:ascii="Calibri" w:hAnsi="Calibri" w:cs="Calibri"/>
+          <w:sz w:val="22"/>
+          <w:szCs w:val="22"/>
+        </w:rPr>
+        <mc:AlternateContent>
+          <mc:Choice Requires="wps">
+            <w:drawing>
+              <wp:anchor distT="0" distB="0" distL="114300" distR="114300" simplePos="0" relativeHeight="251662336" behindDoc="0" locked="0" layoutInCell="1" allowOverlap="1">
+                <wp:simplePos x="0" y="0"/>
+                <wp:positionH relativeFrom="column">
+                  <wp:posOffset>-102235</wp:posOffset>
+                </wp:positionH>
+                <wp:positionV relativeFrom="paragraph">
+                  <wp:posOffset>749935</wp:posOffset>
+                </wp:positionV>
+                <wp:extent cx="2560320" cy="295275"/>
+                <wp:effectExtent l="0" t="0" r="11430" b="9525"/>
+                <wp:wrapNone/>
+                <wp:docPr id="4" name="Text Box 4"/>
+                <wp:cNvGraphicFramePr/>
+                <a:graphic xmlns:a="http://schemas.openxmlformats.org/drawingml/2006/main">
+                  <a:graphicData uri="http://schemas.microsoft.com/office/word/2010/wordprocessingShape">
+                    <wps:wsp>
+                      <wps:cNvSpPr txBox="1"/>
+                      <wps:spPr>
+                        <a:xfrm>
+                          <a:off x="0" y="0"/>
+                          <a:ext cx="2560320" cy="295275"/>
+                        </a:xfrm>
+                        <a:prstGeom prst="rect">
+                          <a:avLst/>
+                        </a:prstGeom>
+                        <a:solidFill>
+                          <a:schemeClr val="lt1"/>
+                        </a:solidFill>
+                        <a:ln w="6350">
+                          <a:noFill/>
+                        </a:ln>
+                      </wps:spPr>
+                      <wps:style>
+                        <a:lnRef idx="0">
+                          <a:schemeClr val="accent1"/>
+                        </a:lnRef>
+                        <a:fillRef idx="0">
+                          <a:schemeClr val="accent1"/>
+                        </a:fillRef>
+                        <a:effectRef idx="0">
+                          <a:schemeClr val="accent1"/>
+                        </a:effectRef>
+                        <a:fontRef idx="minor">
+                          <a:schemeClr val="dk1"/>
+                        </a:fontRef>
+                      </wps:style>
+                      <wps:txbx>
+                        <w:txbxContent>
+                          <w:p>
+                            <w:pPr>
+                              <w:rPr>
+                                <w:rFonts w:hint="default" w:ascii="Calibri" w:hAnsi="Calibri" w:cs="Calibri"/>
+                                <w:sz w:val="14"/>
+                                <w:szCs w:val="14"/>
+                                <w:lang w:val="en-US"/>
+                              </w:rPr>
+                            </w:pPr>
+                            <w:r>
+                              <w:rPr>
+                                <w:rFonts w:hint="default" w:ascii="Calibri" w:hAnsi="Calibri" w:cs="Calibri"/>
+                                <w:sz w:val="14"/>
+                                <w:szCs w:val="14"/>
+                                <w:lang w:val="en-US"/>
+                              </w:rPr>
+                              <w:t>[[Confirmation Number]]</w:t>
+                            </w:r>
+                          </w:p>
+                        </w:txbxContent>
+                      </wps:txbx>
+                      <wps:bodyPr rot="0" spcFirstLastPara="0" vertOverflow="overflow" horzOverflow="overflow" vert="horz" wrap="square" lIns="91440" tIns="45720" rIns="91440" bIns="45720" numCol="1" spcCol="0" rtlCol="0" fromWordArt="0" anchor="t" anchorCtr="0" forceAA="0" compatLnSpc="1">
+                        <a:noAutofit/>
+                      </wps:bodyPr>
+                    </wps:wsp>
+                  </a:graphicData>
+                </a:graphic>
+              </wp:anchor>
+            </w:drawing>
+          </mc:Choice>
+          <mc:Fallback>
+            <w:pict>
+              <v:shape id="_x0000_s1026" o:spid="_x0000_s1026" o:spt="202" type="#_x0000_t202" style="position:absolute;left:0pt;margin-left:-8.05pt;margin-top:59.05pt;height:23.25pt;width:201.6pt;z-index:251662336;mso-width-relative:page;mso-height-relative:page;" fillcolor="#FFFFFF [3201]" filled="t" stroked="f" coordsize="21600,21600" o:gfxdata="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">
+                <v:fill on="t" focussize="0,0"/>
+                <v:stroke on="f" weight="0.5pt"/>
+                <v:imagedata o:title=""/>
+                <o:lock v:ext="edit" aspectratio="f"/>
+                <v:textbox>
+                  <w:txbxContent>
+                    <w:p>
+                      <w:pPr>
+                        <w:rPr>
+                          <w:rFonts w:hint="default" w:ascii="Calibri" w:hAnsi="Calibri" w:cs="Calibri"/>
+                          <w:sz w:val="14"/>
+                          <w:szCs w:val="14"/>
+                          <w:lang w:val="en-US"/>
+                        </w:rPr>
+                      </w:pPr>
+                      <w:r>
+                        <w:rPr>
+                          <w:rFonts w:hint="default" w:ascii="Calibri" w:hAnsi="Calibri" w:cs="Calibri"/>
+                          <w:sz w:val="14"/>
+                          <w:szCs w:val="14"/>
+                          <w:lang w:val="en-US"/>
+                        </w:rPr>
+                        <w:t>[[Confirmation Number]]</w:t>
                       </w:r>
                     </w:p>
                   </w:txbxContent>
